--- a/COMMAND WAR.docx
+++ b/COMMAND WAR.docx
@@ -1,557 +1,1896 @@
 
 <file path=word/document.xml><?xml version="1.0" encoding="utf-8"?>
-<w:document xmlns:wpc="http://schemas.microsoft.com/office/word/2010/wordprocessingCanvas" xmlns:cx="http://schemas.microsoft.com/office/drawing/2014/chartex" xmlns:cx1="http://schemas.microsoft.com/office/drawing/2015/9/8/chartex" xmlns:mc="http://schemas.openxmlformats.org/markup-compatibility/2006" xmlns:o="urn:schemas-microsoft-com:office:office" xmlns:r="http://schemas.openxmlformats.org/officeDocument/2006/relationships" xmlns:m="http://schemas.openxmlformats.org/officeDocument/2006/math" xmlns:v="urn:schemas-microsoft-com:vml" xmlns:wp14="http://schemas.microsoft.com/office/word/2010/wordprocessingDrawing" xmlns:wp="http://schemas.openxmlformats.org/drawingml/2006/wordprocessingDrawing" xmlns:w10="urn:schemas-microsoft-com:office:word" xmlns:w="http://schemas.openxmlformats.org/wordprocessingml/2006/main" xmlns:w14="http://schemas.microsoft.com/office/word/2010/wordml" xmlns:w15="http://schemas.microsoft.com/office/word/2012/wordml" xmlns:w16se="http://schemas.microsoft.com/office/word/2015/wordml/symex" xmlns:wpg="http://schemas.microsoft.com/office/word/2010/wordprocessingGroup" xmlns:wpi="http://schemas.microsoft.com/office/word/2010/wordprocessingInk" xmlns:wne="http://schemas.microsoft.com/office/word/2006/wordml" xmlns:wps="http://schemas.microsoft.com/office/word/2010/wordprocessingShape" mc:Ignorable="w14 w15 w16se wp14">
+<w:document xmlns:wpc="http://schemas.microsoft.com/office/word/2010/wordprocessingCanvas" xmlns:cx="http://schemas.microsoft.com/office/drawing/2014/chartex" xmlns:cx1="http://schemas.microsoft.com/office/drawing/2015/9/8/chartex" xmlns:cx2="http://schemas.microsoft.com/office/drawing/2015/10/21/chartex" xmlns:cx3="http://schemas.microsoft.com/office/drawing/2016/5/9/chartex" xmlns:cx4="http://schemas.microsoft.com/office/drawing/2016/5/10/chartex" xmlns:cx5="http://schemas.microsoft.com/office/drawing/2016/5/11/chartex" xmlns:cx6="http://schemas.microsoft.com/office/drawing/2016/5/12/chartex" xmlns:cx7="http://schemas.microsoft.com/office/drawing/2016/5/13/chartex" xmlns:cx8="http://schemas.microsoft.com/office/drawing/2016/5/14/chartex" xmlns:mc="http://schemas.openxmlformats.org/markup-compatibility/2006" xmlns:aink="http://schemas.microsoft.com/office/drawing/2016/ink" xmlns:am3d="http://schemas.microsoft.com/office/drawing/2017/model3d" xmlns:o="urn:schemas-microsoft-com:office:office" xmlns:r="http://schemas.openxmlformats.org/officeDocument/2006/relationships" xmlns:m="http://schemas.openxmlformats.org/officeDocument/2006/math" xmlns:v="urn:schemas-microsoft-com:vml" xmlns:wp14="http://schemas.microsoft.com/office/word/2010/wordprocessingDrawing" xmlns:wp="http://schemas.openxmlformats.org/drawingml/2006/wordprocessingDrawing" xmlns:w10="urn:schemas-microsoft-com:office:word" xmlns:w="http://schemas.openxmlformats.org/wordprocessingml/2006/main" xmlns:w14="http://schemas.microsoft.com/office/word/2010/wordml" xmlns:w15="http://schemas.microsoft.com/office/word/2012/wordml" xmlns:w16cex="http://schemas.microsoft.com/office/word/2018/wordml/cex" xmlns:w16cid="http://schemas.microsoft.com/office/word/2016/wordml/cid" xmlns:w16="http://schemas.microsoft.com/office/word/2018/wordml" xmlns:w16sdtdh="http://schemas.microsoft.com/office/word/2020/wordml/sdtdatahash" xmlns:w16se="http://schemas.microsoft.com/office/word/2015/wordml/symex" xmlns:wpg="http://schemas.microsoft.com/office/word/2010/wordprocessingGroup" xmlns:wpi="http://schemas.microsoft.com/office/word/2010/wordprocessingInk" xmlns:wne="http://schemas.microsoft.com/office/word/2006/wordml" xmlns:wps="http://schemas.microsoft.com/office/word/2010/wordprocessingShape" mc:Ignorable="w14 w15 w16se w16cid w16 w16cex w16sdtdh wp14">
   <w:body>
     <w:p>
       <w:pPr>
-        <w:jc w:val="center"/>
-        <w:rPr>
-          <w:rFonts w:ascii="Arial" w:hAnsi="Arial" w:cs="Arial"/>
-          <w:sz w:val="28"/>
-          <w:szCs w:val="28"/>
-        </w:rPr>
-      </w:pPr>
-      <w:r>
-        <w:rPr>
-          <w:rFonts w:ascii="Arial" w:hAnsi="Arial" w:cs="Arial"/>
-          <w:sz w:val="28"/>
-          <w:szCs w:val="28"/>
+        <w:spacing w:before="100" w:beforeAutospacing="1" w:after="100" w:afterAutospacing="1" w:line="240" w:lineRule="auto"/>
+        <w:outlineLvl w:val="1"/>
+        <w:rPr>
+          <w:rFonts w:ascii="Times New Roman" w:eastAsia="Times New Roman" w:hAnsi="Times New Roman" w:cs="Times New Roman"/>
+          <w:b/>
+          <w:bCs/>
+          <w:sz w:val="36"/>
+          <w:szCs w:val="36"/>
+          <w:lang w:eastAsia="pt-BR"/>
+        </w:rPr>
+      </w:pPr>
+      <w:r>
+        <w:rPr>
+          <w:rFonts w:ascii="Times New Roman" w:eastAsia="Times New Roman" w:hAnsi="Times New Roman" w:cs="Times New Roman"/>
+          <w:b/>
+          <w:bCs/>
+          <w:sz w:val="36"/>
+          <w:szCs w:val="36"/>
+          <w:lang w:eastAsia="pt-BR"/>
         </w:rPr>
         <w:t>COMMAND WAR</w:t>
       </w:r>
     </w:p>
     <w:p>
       <w:pPr>
-        <w:jc w:val="center"/>
-        <w:rPr>
-          <w:rFonts w:ascii="Arial" w:hAnsi="Arial" w:cs="Arial"/>
-          <w:sz w:val="28"/>
-          <w:szCs w:val="28"/>
-        </w:rPr>
-      </w:pPr>
+        <w:spacing w:before="100" w:beforeAutospacing="1" w:after="100" w:afterAutospacing="1" w:line="240" w:lineRule="auto"/>
+        <w:outlineLvl w:val="2"/>
+        <w:rPr>
+          <w:rFonts w:ascii="Times New Roman" w:eastAsia="Times New Roman" w:hAnsi="Times New Roman" w:cs="Times New Roman"/>
+          <w:b/>
+          <w:bCs/>
+          <w:sz w:val="27"/>
+          <w:szCs w:val="27"/>
+          <w:lang w:eastAsia="pt-BR"/>
+        </w:rPr>
+      </w:pPr>
+      <w:r>
+        <w:rPr>
+          <w:rFonts w:ascii="Times New Roman" w:eastAsia="Times New Roman" w:hAnsi="Times New Roman" w:cs="Times New Roman"/>
+          <w:b/>
+          <w:bCs/>
+          <w:sz w:val="27"/>
+          <w:szCs w:val="27"/>
+          <w:lang w:eastAsia="pt-BR"/>
+        </w:rPr>
+        <w:t>1. VISÃO GERAL</w:t>
+      </w:r>
     </w:p>
     <w:p>
       <w:pPr>
-        <w:pStyle w:val="PargrafodaLista"/>
         <w:numPr>
           <w:ilvl w:val="0"/>
-          <w:numId w:val="2"/>
+          <w:numId w:val="3"/>
         </w:numPr>
-        <w:jc w:val="both"/>
-        <w:rPr>
-          <w:rFonts w:ascii="Arial" w:hAnsi="Arial" w:cs="Arial"/>
-          <w:sz w:val="24"/>
-          <w:szCs w:val="24"/>
-        </w:rPr>
-      </w:pPr>
-      <w:r>
-        <w:rPr>
-          <w:rFonts w:ascii="Arial" w:hAnsi="Arial" w:cs="Arial"/>
-          <w:sz w:val="24"/>
-          <w:szCs w:val="24"/>
-        </w:rPr>
-        <w:t>VISÃO GERAL</w:t>
+        <w:spacing w:before="100" w:beforeAutospacing="1" w:after="100" w:afterAutospacing="1" w:line="240" w:lineRule="auto"/>
+        <w:rPr>
+          <w:rFonts w:ascii="Times New Roman" w:eastAsia="Times New Roman" w:hAnsi="Times New Roman" w:cs="Times New Roman"/>
+          <w:sz w:val="24"/>
+          <w:szCs w:val="24"/>
+          <w:lang w:eastAsia="pt-BR"/>
+        </w:rPr>
+      </w:pPr>
+      <w:r>
+        <w:rPr>
+          <w:rFonts w:ascii="Times New Roman" w:eastAsia="Times New Roman" w:hAnsi="Times New Roman" w:cs="Times New Roman"/>
+          <w:b/>
+          <w:bCs/>
+          <w:sz w:val="24"/>
+          <w:szCs w:val="24"/>
+          <w:lang w:eastAsia="pt-BR"/>
+        </w:rPr>
+        <w:t>Título do Projeto:</w:t>
+      </w:r>
+      <w:r>
+        <w:rPr>
+          <w:rFonts w:ascii="Times New Roman" w:eastAsia="Times New Roman" w:hAnsi="Times New Roman" w:cs="Times New Roman"/>
+          <w:sz w:val="24"/>
+          <w:szCs w:val="24"/>
+          <w:lang w:eastAsia="pt-BR"/>
+        </w:rPr>
+        <w:t xml:space="preserve"> Command War</w:t>
       </w:r>
     </w:p>
     <w:p>
       <w:pPr>
-        <w:pStyle w:val="PargrafodaLista"/>
-        <w:jc w:val="both"/>
-        <w:rPr>
-          <w:rFonts w:ascii="Arial" w:hAnsi="Arial" w:cs="Arial"/>
-        </w:rPr>
-      </w:pPr>
+        <w:numPr>
+          <w:ilvl w:val="0"/>
+          <w:numId w:val="3"/>
+        </w:numPr>
+        <w:spacing w:before="100" w:beforeAutospacing="1" w:after="100" w:afterAutospacing="1" w:line="240" w:lineRule="auto"/>
+        <w:rPr>
+          <w:rFonts w:ascii="Times New Roman" w:eastAsia="Times New Roman" w:hAnsi="Times New Roman" w:cs="Times New Roman"/>
+          <w:sz w:val="24"/>
+          <w:szCs w:val="24"/>
+          <w:lang w:eastAsia="pt-BR"/>
+        </w:rPr>
+      </w:pPr>
+      <w:r>
+        <w:rPr>
+          <w:rFonts w:ascii="Times New Roman" w:eastAsia="Times New Roman" w:hAnsi="Times New Roman" w:cs="Times New Roman"/>
+          <w:b/>
+          <w:bCs/>
+          <w:sz w:val="24"/>
+          <w:szCs w:val="24"/>
+          <w:lang w:eastAsia="pt-BR"/>
+        </w:rPr>
+        <w:t>Gênero:</w:t>
+      </w:r>
+      <w:r>
+        <w:rPr>
+          <w:rFonts w:ascii="Times New Roman" w:eastAsia="Times New Roman" w:hAnsi="Times New Roman" w:cs="Times New Roman"/>
+          <w:sz w:val="24"/>
+          <w:szCs w:val="24"/>
+          <w:lang w:eastAsia="pt-BR"/>
+        </w:rPr>
+        <w:t xml:space="preserve"> Ação / Guerra Naval / Simulação Estratégica</w:t>
+      </w:r>
     </w:p>
     <w:p>
       <w:pPr>
-        <w:pStyle w:val="PargrafodaLista"/>
-        <w:jc w:val="both"/>
-        <w:rPr>
-          <w:rFonts w:ascii="Arial" w:hAnsi="Arial" w:cs="Arial"/>
-        </w:rPr>
-      </w:pPr>
-      <w:r>
-        <w:rPr>
-          <w:rFonts w:ascii="Arial" w:hAnsi="Arial" w:cs="Arial"/>
-        </w:rPr>
-        <w:t>Gênero: Simulação/Guerra</w:t>
+        <w:numPr>
+          <w:ilvl w:val="0"/>
+          <w:numId w:val="3"/>
+        </w:numPr>
+        <w:spacing w:before="100" w:beforeAutospacing="1" w:after="100" w:afterAutospacing="1" w:line="240" w:lineRule="auto"/>
+        <w:rPr>
+          <w:rFonts w:ascii="Times New Roman" w:eastAsia="Times New Roman" w:hAnsi="Times New Roman" w:cs="Times New Roman"/>
+          <w:sz w:val="24"/>
+          <w:szCs w:val="24"/>
+          <w:lang w:eastAsia="pt-BR"/>
+        </w:rPr>
+      </w:pPr>
+      <w:r>
+        <w:rPr>
+          <w:rFonts w:ascii="Times New Roman" w:eastAsia="Times New Roman" w:hAnsi="Times New Roman" w:cs="Times New Roman"/>
+          <w:b/>
+          <w:bCs/>
+          <w:sz w:val="24"/>
+          <w:szCs w:val="24"/>
+          <w:lang w:eastAsia="pt-BR"/>
+        </w:rPr>
+        <w:t>Plataforma:</w:t>
+      </w:r>
+      <w:r>
+        <w:rPr>
+          <w:rFonts w:ascii="Times New Roman" w:eastAsia="Times New Roman" w:hAnsi="Times New Roman" w:cs="Times New Roman"/>
+          <w:sz w:val="24"/>
+          <w:szCs w:val="24"/>
+          <w:lang w:eastAsia="pt-BR"/>
+        </w:rPr>
+        <w:t xml:space="preserve"> PC (com suporte e otimização para </w:t>
+      </w:r>
+      <w:proofErr w:type="spellStart"/>
+      <w:r>
+        <w:rPr>
+          <w:rFonts w:ascii="Times New Roman" w:eastAsia="Times New Roman" w:hAnsi="Times New Roman" w:cs="Times New Roman"/>
+          <w:sz w:val="24"/>
+          <w:szCs w:val="24"/>
+          <w:lang w:eastAsia="pt-BR"/>
+        </w:rPr>
+        <w:t>WebGL</w:t>
+      </w:r>
+      <w:proofErr w:type="spellEnd"/>
+      <w:r>
+        <w:rPr>
+          <w:rFonts w:ascii="Times New Roman" w:eastAsia="Times New Roman" w:hAnsi="Times New Roman" w:cs="Times New Roman"/>
+          <w:sz w:val="24"/>
+          <w:szCs w:val="24"/>
+          <w:lang w:eastAsia="pt-BR"/>
+        </w:rPr>
+        <w:t>/Navegador)</w:t>
       </w:r>
     </w:p>
     <w:p>
       <w:pPr>
-        <w:pStyle w:val="PargrafodaLista"/>
-        <w:jc w:val="both"/>
-        <w:rPr>
-          <w:rFonts w:ascii="Arial" w:hAnsi="Arial" w:cs="Arial"/>
-        </w:rPr>
-      </w:pPr>
+        <w:numPr>
+          <w:ilvl w:val="0"/>
+          <w:numId w:val="3"/>
+        </w:numPr>
+        <w:spacing w:before="100" w:beforeAutospacing="1" w:after="100" w:afterAutospacing="1" w:line="240" w:lineRule="auto"/>
+        <w:rPr>
+          <w:rFonts w:ascii="Times New Roman" w:eastAsia="Times New Roman" w:hAnsi="Times New Roman" w:cs="Times New Roman"/>
+          <w:sz w:val="24"/>
+          <w:szCs w:val="24"/>
+          <w:lang w:eastAsia="pt-BR"/>
+        </w:rPr>
+      </w:pPr>
+      <w:r>
+        <w:rPr>
+          <w:rFonts w:ascii="Times New Roman" w:eastAsia="Times New Roman" w:hAnsi="Times New Roman" w:cs="Times New Roman"/>
+          <w:b/>
+          <w:bCs/>
+          <w:sz w:val="24"/>
+          <w:szCs w:val="24"/>
+          <w:lang w:eastAsia="pt-BR"/>
+        </w:rPr>
+        <w:t>Público-alvo:</w:t>
+      </w:r>
+      <w:r>
+        <w:rPr>
+          <w:rFonts w:ascii="Times New Roman" w:eastAsia="Times New Roman" w:hAnsi="Times New Roman" w:cs="Times New Roman"/>
+          <w:sz w:val="24"/>
+          <w:szCs w:val="24"/>
+          <w:lang w:eastAsia="pt-BR"/>
+        </w:rPr>
+        <w:t xml:space="preserve"> Jogadores a partir de 12 anos, entusiastas de simulação naval, combate estratégico e gerenciamento de embarcações. Público que busca desafios mecânicos complexos, parábolas de tiro reais e inteligência artificial tática.</w:t>
+      </w:r>
     </w:p>
     <w:p>
       <w:pPr>
-        <w:pStyle w:val="PargrafodaLista"/>
-        <w:jc w:val="both"/>
-        <w:rPr>
-          <w:rFonts w:ascii="Arial" w:hAnsi="Arial" w:cs="Arial"/>
-        </w:rPr>
-      </w:pPr>
-      <w:r>
-        <w:rPr>
-          <w:rFonts w:ascii="Arial" w:hAnsi="Arial" w:cs="Arial"/>
-        </w:rPr>
-        <w:t>Plataforma: PC/Console</w:t>
+        <w:numPr>
+          <w:ilvl w:val="0"/>
+          <w:numId w:val="3"/>
+        </w:numPr>
+        <w:spacing w:before="100" w:beforeAutospacing="1" w:after="100" w:afterAutospacing="1" w:line="240" w:lineRule="auto"/>
+        <w:rPr>
+          <w:rFonts w:ascii="Times New Roman" w:eastAsia="Times New Roman" w:hAnsi="Times New Roman" w:cs="Times New Roman"/>
+          <w:sz w:val="24"/>
+          <w:szCs w:val="24"/>
+          <w:lang w:eastAsia="pt-BR"/>
+        </w:rPr>
+      </w:pPr>
+      <w:r>
+        <w:rPr>
+          <w:rFonts w:ascii="Times New Roman" w:eastAsia="Times New Roman" w:hAnsi="Times New Roman" w:cs="Times New Roman"/>
+          <w:b/>
+          <w:bCs/>
+          <w:sz w:val="24"/>
+          <w:szCs w:val="24"/>
+          <w:lang w:eastAsia="pt-BR"/>
+        </w:rPr>
+        <w:t>Resumo Comercial (</w:t>
+      </w:r>
+      <w:proofErr w:type="spellStart"/>
+      <w:r>
+        <w:rPr>
+          <w:rFonts w:ascii="Times New Roman" w:eastAsia="Times New Roman" w:hAnsi="Times New Roman" w:cs="Times New Roman"/>
+          <w:b/>
+          <w:bCs/>
+          <w:sz w:val="24"/>
+          <w:szCs w:val="24"/>
+          <w:lang w:eastAsia="pt-BR"/>
+        </w:rPr>
+        <w:t>Elevator</w:t>
+      </w:r>
+      <w:proofErr w:type="spellEnd"/>
+      <w:r>
+        <w:rPr>
+          <w:rFonts w:ascii="Times New Roman" w:eastAsia="Times New Roman" w:hAnsi="Times New Roman" w:cs="Times New Roman"/>
+          <w:b/>
+          <w:bCs/>
+          <w:sz w:val="24"/>
+          <w:szCs w:val="24"/>
+          <w:lang w:eastAsia="pt-BR"/>
+        </w:rPr>
+        <w:t xml:space="preserve"> </w:t>
+      </w:r>
+      <w:proofErr w:type="spellStart"/>
+      <w:r>
+        <w:rPr>
+          <w:rFonts w:ascii="Times New Roman" w:eastAsia="Times New Roman" w:hAnsi="Times New Roman" w:cs="Times New Roman"/>
+          <w:b/>
+          <w:bCs/>
+          <w:sz w:val="24"/>
+          <w:szCs w:val="24"/>
+          <w:lang w:eastAsia="pt-BR"/>
+        </w:rPr>
+        <w:t>Pitch</w:t>
+      </w:r>
+      <w:proofErr w:type="spellEnd"/>
+      <w:r>
+        <w:rPr>
+          <w:rFonts w:ascii="Times New Roman" w:eastAsia="Times New Roman" w:hAnsi="Times New Roman" w:cs="Times New Roman"/>
+          <w:b/>
+          <w:bCs/>
+          <w:sz w:val="24"/>
+          <w:szCs w:val="24"/>
+          <w:lang w:eastAsia="pt-BR"/>
+        </w:rPr>
+        <w:t>):</w:t>
+      </w:r>
+      <w:r>
+        <w:rPr>
+          <w:rFonts w:ascii="Times New Roman" w:eastAsia="Times New Roman" w:hAnsi="Times New Roman" w:cs="Times New Roman"/>
+          <w:sz w:val="24"/>
+          <w:szCs w:val="24"/>
+          <w:lang w:eastAsia="pt-BR"/>
+        </w:rPr>
+        <w:t xml:space="preserve"> Command War é um simulador de combate naval em 3D desenvolvido na Unity. Focado em performance e leveza, o jogo entrega batalhas intensas em alto mar sem sacrificar o desempenho do hardware. Com dublagem nativa e localização completa (Português/Inglês), o jogador assume o timão de um navio de guerra em um mundo imersivo, enfrentando frotas inteligentes e lendas do oceano em uma jornada de estratégia, precisão e posicionamento físico.</w:t>
       </w:r>
     </w:p>
     <w:p>
       <w:pPr>
-        <w:pStyle w:val="PargrafodaLista"/>
-        <w:jc w:val="both"/>
-        <w:rPr>
-          <w:rFonts w:ascii="Arial" w:hAnsi="Arial" w:cs="Arial"/>
-        </w:rPr>
-      </w:pPr>
+        <w:spacing w:before="100" w:beforeAutospacing="1" w:after="100" w:afterAutospacing="1" w:line="240" w:lineRule="auto"/>
+        <w:outlineLvl w:val="2"/>
+        <w:rPr>
+          <w:rFonts w:ascii="Times New Roman" w:eastAsia="Times New Roman" w:hAnsi="Times New Roman" w:cs="Times New Roman"/>
+          <w:b/>
+          <w:bCs/>
+          <w:sz w:val="27"/>
+          <w:szCs w:val="27"/>
+          <w:lang w:eastAsia="pt-BR"/>
+        </w:rPr>
+      </w:pPr>
+      <w:r>
+        <w:rPr>
+          <w:rFonts w:ascii="Times New Roman" w:eastAsia="Times New Roman" w:hAnsi="Times New Roman" w:cs="Times New Roman"/>
+          <w:b/>
+          <w:bCs/>
+          <w:sz w:val="27"/>
+          <w:szCs w:val="27"/>
+          <w:lang w:eastAsia="pt-BR"/>
+        </w:rPr>
+        <w:t>2. CAMPANHA PRINCIPAL &amp; NARRATIVA</w:t>
+      </w:r>
     </w:p>
     <w:p>
       <w:pPr>
-        <w:pStyle w:val="PargrafodaLista"/>
-        <w:jc w:val="both"/>
-        <w:rPr>
-          <w:rFonts w:ascii="Arial" w:hAnsi="Arial" w:cs="Arial"/>
-        </w:rPr>
-      </w:pPr>
-      <w:r>
-        <w:rPr>
-          <w:rFonts w:ascii="Arial" w:hAnsi="Arial" w:cs="Arial"/>
-        </w:rPr>
-        <w:t xml:space="preserve">Público-alvo: </w:t>
+        <w:numPr>
+          <w:ilvl w:val="0"/>
+          <w:numId w:val="4"/>
+        </w:numPr>
+        <w:spacing w:before="100" w:beforeAutospacing="1" w:after="100" w:afterAutospacing="1" w:line="240" w:lineRule="auto"/>
+        <w:rPr>
+          <w:rFonts w:ascii="Times New Roman" w:eastAsia="Times New Roman" w:hAnsi="Times New Roman" w:cs="Times New Roman"/>
+          <w:sz w:val="24"/>
+          <w:szCs w:val="24"/>
+          <w:lang w:eastAsia="pt-BR"/>
+        </w:rPr>
+      </w:pPr>
+      <w:r>
+        <w:rPr>
+          <w:rFonts w:ascii="Times New Roman" w:eastAsia="Times New Roman" w:hAnsi="Times New Roman" w:cs="Times New Roman"/>
+          <w:b/>
+          <w:bCs/>
+          <w:sz w:val="24"/>
+          <w:szCs w:val="24"/>
+          <w:lang w:eastAsia="pt-BR"/>
+        </w:rPr>
+        <w:t>Premissa:</w:t>
+      </w:r>
+      <w:r>
+        <w:rPr>
+          <w:rFonts w:ascii="Times New Roman" w:eastAsia="Times New Roman" w:hAnsi="Times New Roman" w:cs="Times New Roman"/>
+          <w:sz w:val="24"/>
+          <w:szCs w:val="24"/>
+          <w:lang w:eastAsia="pt-BR"/>
+        </w:rPr>
+        <w:t xml:space="preserve"> O modo Single Player acompanha a jornada de um capitão pirata veterano em busca de redenção. Assombrado pelas atrocidades de seu passado militar e a perda de sua antiga frota, ele navega por águas hostis não apenas atrás de ouro, mas de respostas e aliados.</w:t>
       </w:r>
     </w:p>
     <w:p>
       <w:pPr>
-        <w:pStyle w:val="PargrafodaLista"/>
-        <w:ind w:firstLine="696"/>
-        <w:jc w:val="both"/>
-        <w:rPr>
-          <w:rFonts w:ascii="Arial" w:hAnsi="Arial" w:cs="Arial"/>
-        </w:rPr>
-      </w:pPr>
-      <w:r>
-        <w:rPr>
-          <w:rFonts w:ascii="Arial" w:hAnsi="Arial" w:cs="Arial"/>
-        </w:rPr>
-        <w:t xml:space="preserve">O projeto é destinado para um público alvo apaixonado por simulação e que buscam algo intenso e complexo como a guerra entre embarcações, o jogo é pensado para pessoas com mais de 12 anos que gostam de se desafiar com uma navegação completa e complexa onde o jogador terá que pensar </w:t>
-      </w:r>
-      <w:r>
-        <w:rPr>
-          <w:rFonts w:ascii="Arial" w:hAnsi="Arial" w:cs="Arial"/>
-        </w:rPr>
-        <w:t>e elaborar estratégias contra seus inimigos.</w:t>
+        <w:numPr>
+          <w:ilvl w:val="0"/>
+          <w:numId w:val="4"/>
+        </w:numPr>
+        <w:spacing w:before="100" w:beforeAutospacing="1" w:after="100" w:afterAutospacing="1" w:line="240" w:lineRule="auto"/>
+        <w:rPr>
+          <w:rFonts w:ascii="Times New Roman" w:eastAsia="Times New Roman" w:hAnsi="Times New Roman" w:cs="Times New Roman"/>
+          <w:sz w:val="24"/>
+          <w:szCs w:val="24"/>
+          <w:lang w:eastAsia="pt-BR"/>
+        </w:rPr>
+      </w:pPr>
+      <w:r>
+        <w:rPr>
+          <w:rFonts w:ascii="Times New Roman" w:eastAsia="Times New Roman" w:hAnsi="Times New Roman" w:cs="Times New Roman"/>
+          <w:b/>
+          <w:bCs/>
+          <w:sz w:val="24"/>
+          <w:szCs w:val="24"/>
+          <w:lang w:eastAsia="pt-BR"/>
+        </w:rPr>
+        <w:t>Arcos de Personagens:</w:t>
+      </w:r>
+      <w:r>
+        <w:rPr>
+          <w:rFonts w:ascii="Times New Roman" w:eastAsia="Times New Roman" w:hAnsi="Times New Roman" w:cs="Times New Roman"/>
+          <w:sz w:val="24"/>
+          <w:szCs w:val="24"/>
+          <w:lang w:eastAsia="pt-BR"/>
+        </w:rPr>
+        <w:t xml:space="preserve"> Ao longo da exploração, o jogador resgata e recruta tripulantes únicos (Oficiais de Convés, Mestres de Artilharia e Navegadores). Cada personagem traz diálogos dublados, missões secundárias de lealdade e modificadores diretos para os atributos do navio (</w:t>
+      </w:r>
+      <w:proofErr w:type="spellStart"/>
+      <w:r>
+        <w:rPr>
+          <w:rFonts w:ascii="Times New Roman" w:eastAsia="Times New Roman" w:hAnsi="Times New Roman" w:cs="Times New Roman"/>
+          <w:sz w:val="24"/>
+          <w:szCs w:val="24"/>
+          <w:lang w:eastAsia="pt-BR"/>
+        </w:rPr>
+        <w:t>ex</w:t>
+      </w:r>
+      <w:proofErr w:type="spellEnd"/>
+      <w:r>
+        <w:rPr>
+          <w:rFonts w:ascii="Times New Roman" w:eastAsia="Times New Roman" w:hAnsi="Times New Roman" w:cs="Times New Roman"/>
+          <w:sz w:val="24"/>
+          <w:szCs w:val="24"/>
+          <w:lang w:eastAsia="pt-BR"/>
+        </w:rPr>
+        <w:t>: redução no tempo de recarga dos canhões).</w:t>
       </w:r>
     </w:p>
     <w:p>
       <w:pPr>
-        <w:jc w:val="both"/>
-        <w:rPr>
-          <w:rFonts w:ascii="Arial" w:hAnsi="Arial" w:cs="Arial"/>
-        </w:rPr>
-      </w:pPr>
-      <w:r>
-        <w:rPr>
-          <w:rFonts w:ascii="Arial" w:hAnsi="Arial" w:cs="Arial"/>
-        </w:rPr>
-        <w:tab/>
+        <w:spacing w:before="100" w:beforeAutospacing="1" w:after="100" w:afterAutospacing="1" w:line="240" w:lineRule="auto"/>
+        <w:outlineLvl w:val="2"/>
+        <w:rPr>
+          <w:rFonts w:ascii="Times New Roman" w:eastAsia="Times New Roman" w:hAnsi="Times New Roman" w:cs="Times New Roman"/>
+          <w:b/>
+          <w:bCs/>
+          <w:sz w:val="27"/>
+          <w:szCs w:val="27"/>
+          <w:lang w:eastAsia="pt-BR"/>
+        </w:rPr>
+      </w:pPr>
+      <w:r>
+        <w:rPr>
+          <w:rFonts w:ascii="Times New Roman" w:eastAsia="Times New Roman" w:hAnsi="Times New Roman" w:cs="Times New Roman"/>
+          <w:b/>
+          <w:bCs/>
+          <w:sz w:val="27"/>
+          <w:szCs w:val="27"/>
+          <w:lang w:eastAsia="pt-BR"/>
+        </w:rPr>
+        <w:t>3. MECÂNICAS JOGO (GAMEPLAY SYSTEMS)</w:t>
       </w:r>
     </w:p>
     <w:p>
       <w:pPr>
-        <w:jc w:val="both"/>
-        <w:rPr>
-          <w:rFonts w:ascii="Arial" w:hAnsi="Arial" w:cs="Arial"/>
-        </w:rPr>
-      </w:pPr>
-      <w:r>
-        <w:rPr>
-          <w:rFonts w:ascii="Arial" w:hAnsi="Arial" w:cs="Arial"/>
-        </w:rPr>
-        <w:tab/>
-        <w:t>Resumo:</w:t>
+        <w:spacing w:before="100" w:beforeAutospacing="1" w:after="100" w:afterAutospacing="1" w:line="240" w:lineRule="auto"/>
+        <w:rPr>
+          <w:rFonts w:ascii="Times New Roman" w:eastAsia="Times New Roman" w:hAnsi="Times New Roman" w:cs="Times New Roman"/>
+          <w:sz w:val="24"/>
+          <w:szCs w:val="24"/>
+          <w:lang w:eastAsia="pt-BR"/>
+        </w:rPr>
+      </w:pPr>
+      <w:r>
+        <w:rPr>
+          <w:rFonts w:ascii="Times New Roman" w:eastAsia="Times New Roman" w:hAnsi="Times New Roman" w:cs="Times New Roman"/>
+          <w:sz w:val="24"/>
+          <w:szCs w:val="24"/>
+          <w:lang w:eastAsia="pt-BR"/>
+        </w:rPr>
+        <w:t>Para dar suporte à "navegação completa e complexa" prometida, o jogo divide-se em três pilares mecânicos:</w:t>
       </w:r>
     </w:p>
     <w:p>
       <w:pPr>
-        <w:jc w:val="both"/>
-        <w:rPr>
-          <w:rFonts w:ascii="Arial" w:hAnsi="Arial" w:cs="Arial"/>
-        </w:rPr>
-      </w:pPr>
-      <w:r>
-        <w:rPr>
-          <w:rFonts w:ascii="Arial" w:hAnsi="Arial" w:cs="Arial"/>
-        </w:rPr>
-        <w:tab/>
-      </w:r>
-      <w:r>
-        <w:rPr>
-          <w:rFonts w:ascii="Arial" w:hAnsi="Arial" w:cs="Arial"/>
-        </w:rPr>
-        <w:tab/>
-        <w:t xml:space="preserve">Este é um projeto 3d, onde a mecânicas serão voltadas em alto mar com a tecnologia Unity, </w:t>
-      </w:r>
-      <w:r>
-        <w:rPr>
-          <w:rFonts w:ascii="Arial" w:hAnsi="Arial" w:cs="Arial"/>
-        </w:rPr>
-        <w:t xml:space="preserve">utilizando modelos detalhados e leves para que não sobreaqueçam os dispositivos dos jogadores. O jogo </w:t>
-      </w:r>
-      <w:r>
-        <w:rPr>
-          <w:rFonts w:ascii="Arial" w:hAnsi="Arial" w:cs="Arial"/>
-        </w:rPr>
-        <w:t>conterá dublagem em língua nativa e legenda português e inglês, com modelos originais</w:t>
-      </w:r>
-      <w:proofErr w:type="gramStart"/>
-      <w:r>
-        <w:rPr>
-          <w:rFonts w:ascii="Arial" w:hAnsi="Arial" w:cs="Arial"/>
-        </w:rPr>
-        <w:t>...(</w:t>
-      </w:r>
-      <w:proofErr w:type="gramEnd"/>
-      <w:r>
-        <w:rPr>
-          <w:rFonts w:ascii="Arial" w:hAnsi="Arial" w:cs="Arial"/>
-        </w:rPr>
-        <w:t>Em produção)</w:t>
-      </w:r>
-      <w:bookmarkStart w:id="0" w:name="_GoBack"/>
-      <w:bookmarkEnd w:id="0"/>
+        <w:spacing w:before="100" w:beforeAutospacing="1" w:after="100" w:afterAutospacing="1" w:line="240" w:lineRule="auto"/>
+        <w:outlineLvl w:val="3"/>
+        <w:rPr>
+          <w:rFonts w:ascii="Times New Roman" w:eastAsia="Times New Roman" w:hAnsi="Times New Roman" w:cs="Times New Roman"/>
+          <w:b/>
+          <w:bCs/>
+          <w:sz w:val="24"/>
+          <w:szCs w:val="24"/>
+          <w:lang w:eastAsia="pt-BR"/>
+        </w:rPr>
+      </w:pPr>
+      <w:r>
+        <w:rPr>
+          <w:rFonts w:ascii="Times New Roman" w:eastAsia="Times New Roman" w:hAnsi="Times New Roman" w:cs="Times New Roman"/>
+          <w:b/>
+          <w:bCs/>
+          <w:sz w:val="24"/>
+          <w:szCs w:val="24"/>
+          <w:lang w:eastAsia="pt-BR"/>
+        </w:rPr>
+        <w:t>3.1. Sistema de Navegação Dinâmica</w:t>
+      </w:r>
     </w:p>
     <w:p>
       <w:pPr>
-        <w:jc w:val="both"/>
-        <w:rPr>
-          <w:rFonts w:ascii="Arial" w:hAnsi="Arial" w:cs="Arial"/>
-        </w:rPr>
-      </w:pPr>
+        <w:numPr>
+          <w:ilvl w:val="0"/>
+          <w:numId w:val="5"/>
+        </w:numPr>
+        <w:spacing w:before="100" w:beforeAutospacing="1" w:after="100" w:afterAutospacing="1" w:line="240" w:lineRule="auto"/>
+        <w:rPr>
+          <w:rFonts w:ascii="Times New Roman" w:eastAsia="Times New Roman" w:hAnsi="Times New Roman" w:cs="Times New Roman"/>
+          <w:sz w:val="24"/>
+          <w:szCs w:val="24"/>
+          <w:lang w:eastAsia="pt-BR"/>
+        </w:rPr>
+      </w:pPr>
+      <w:r>
+        <w:rPr>
+          <w:rFonts w:ascii="Times New Roman" w:eastAsia="Times New Roman" w:hAnsi="Times New Roman" w:cs="Times New Roman"/>
+          <w:b/>
+          <w:bCs/>
+          <w:sz w:val="24"/>
+          <w:szCs w:val="24"/>
+          <w:lang w:eastAsia="pt-BR"/>
+        </w:rPr>
+        <w:t>Física Marítima:</w:t>
+      </w:r>
+      <w:r>
+        <w:rPr>
+          <w:rFonts w:ascii="Times New Roman" w:eastAsia="Times New Roman" w:hAnsi="Times New Roman" w:cs="Times New Roman"/>
+          <w:sz w:val="24"/>
+          <w:szCs w:val="24"/>
+          <w:lang w:eastAsia="pt-BR"/>
+        </w:rPr>
+        <w:t xml:space="preserve"> O navio reage ao balanço do oceano e à sua própria velocidade. Curvas acentuadas fazem o casco inclinar, alterando o ângulo de mira.</w:t>
+      </w:r>
     </w:p>
     <w:p>
       <w:pPr>
-        <w:pStyle w:val="PargrafodaLista"/>
         <w:numPr>
           <w:ilvl w:val="0"/>
-          <w:numId w:val="2"/>
+          <w:numId w:val="5"/>
         </w:numPr>
-        <w:jc w:val="both"/>
-        <w:rPr>
-          <w:rFonts w:ascii="Arial" w:hAnsi="Arial" w:cs="Arial"/>
-        </w:rPr>
-      </w:pPr>
-      <w:r>
-        <w:rPr>
-          <w:rFonts w:ascii="Arial" w:hAnsi="Arial" w:cs="Arial"/>
-        </w:rPr>
-        <w:t>CAMPANHA PRINCIPAL</w:t>
+        <w:spacing w:before="100" w:beforeAutospacing="1" w:after="100" w:afterAutospacing="1" w:line="240" w:lineRule="auto"/>
+        <w:rPr>
+          <w:rFonts w:ascii="Times New Roman" w:eastAsia="Times New Roman" w:hAnsi="Times New Roman" w:cs="Times New Roman"/>
+          <w:sz w:val="24"/>
+          <w:szCs w:val="24"/>
+          <w:lang w:eastAsia="pt-BR"/>
+        </w:rPr>
+      </w:pPr>
+      <w:r>
+        <w:rPr>
+          <w:rFonts w:ascii="Times New Roman" w:eastAsia="Times New Roman" w:hAnsi="Times New Roman" w:cs="Times New Roman"/>
+          <w:b/>
+          <w:bCs/>
+          <w:sz w:val="24"/>
+          <w:szCs w:val="24"/>
+          <w:lang w:eastAsia="pt-BR"/>
+        </w:rPr>
+        <w:t>Limitação de Mapa:</w:t>
+      </w:r>
+      <w:r>
+        <w:rPr>
+          <w:rFonts w:ascii="Times New Roman" w:eastAsia="Times New Roman" w:hAnsi="Times New Roman" w:cs="Times New Roman"/>
+          <w:sz w:val="24"/>
+          <w:szCs w:val="24"/>
+          <w:lang w:eastAsia="pt-BR"/>
+        </w:rPr>
+        <w:t xml:space="preserve"> O mundo é delimitado por barreiras naturais e névoa profunda (</w:t>
+      </w:r>
+      <w:r>
+        <w:rPr>
+          <w:rFonts w:ascii="Times New Roman" w:eastAsia="Times New Roman" w:hAnsi="Times New Roman" w:cs="Times New Roman"/>
+          <w:i/>
+          <w:iCs/>
+          <w:sz w:val="24"/>
+          <w:szCs w:val="24"/>
+          <w:lang w:eastAsia="pt-BR"/>
+        </w:rPr>
+        <w:t>Limitador de Mapas</w:t>
+      </w:r>
+      <w:r>
+        <w:rPr>
+          <w:rFonts w:ascii="Times New Roman" w:eastAsia="Times New Roman" w:hAnsi="Times New Roman" w:cs="Times New Roman"/>
+          <w:sz w:val="24"/>
+          <w:szCs w:val="24"/>
+          <w:lang w:eastAsia="pt-BR"/>
+        </w:rPr>
+        <w:t>), impedindo que o jogador navegue para fora da área computada da Unity.</w:t>
       </w:r>
     </w:p>
     <w:p>
       <w:pPr>
-        <w:ind w:left="720" w:firstLine="696"/>
-        <w:jc w:val="both"/>
-        <w:rPr>
-          <w:rFonts w:ascii="Arial" w:hAnsi="Arial" w:cs="Arial"/>
-        </w:rPr>
-      </w:pPr>
-      <w:r>
-        <w:rPr>
-          <w:rFonts w:ascii="Arial" w:hAnsi="Arial" w:cs="Arial"/>
-        </w:rPr>
-        <w:t>O SinglePlayer de CommandWar conta a história de um pirata aventureiro, que busca além de riquezas e poder, redenção por conta de seu passado trágico, e ações hediondas que cometeras no passado. Nessa aventura ele conhecera personagens incríveis onde terão uma baita influencia no desenvolvimento do personagem.</w:t>
+        <w:spacing w:before="100" w:beforeAutospacing="1" w:after="100" w:afterAutospacing="1" w:line="240" w:lineRule="auto"/>
+        <w:outlineLvl w:val="3"/>
+        <w:rPr>
+          <w:rFonts w:ascii="Times New Roman" w:eastAsia="Times New Roman" w:hAnsi="Times New Roman" w:cs="Times New Roman"/>
+          <w:b/>
+          <w:bCs/>
+          <w:sz w:val="24"/>
+          <w:szCs w:val="24"/>
+          <w:lang w:eastAsia="pt-BR"/>
+        </w:rPr>
+      </w:pPr>
+      <w:r>
+        <w:rPr>
+          <w:rFonts w:ascii="Times New Roman" w:eastAsia="Times New Roman" w:hAnsi="Times New Roman" w:cs="Times New Roman"/>
+          <w:b/>
+          <w:bCs/>
+          <w:sz w:val="24"/>
+          <w:szCs w:val="24"/>
+          <w:lang w:eastAsia="pt-BR"/>
+        </w:rPr>
+        <w:t>3.2. Sistema de Combate e Artilharia Lateral</w:t>
       </w:r>
     </w:p>
     <w:p>
       <w:pPr>
-        <w:jc w:val="both"/>
-        <w:rPr>
-          <w:rFonts w:ascii="Arial" w:hAnsi="Arial" w:cs="Arial"/>
-        </w:rPr>
-      </w:pPr>
+        <w:numPr>
+          <w:ilvl w:val="0"/>
+          <w:numId w:val="6"/>
+        </w:numPr>
+        <w:spacing w:before="100" w:beforeAutospacing="1" w:after="100" w:afterAutospacing="1" w:line="240" w:lineRule="auto"/>
+        <w:rPr>
+          <w:rFonts w:ascii="Times New Roman" w:eastAsia="Times New Roman" w:hAnsi="Times New Roman" w:cs="Times New Roman"/>
+          <w:sz w:val="24"/>
+          <w:szCs w:val="24"/>
+          <w:lang w:eastAsia="pt-BR"/>
+        </w:rPr>
+      </w:pPr>
+      <w:r>
+        <w:rPr>
+          <w:rFonts w:ascii="Times New Roman" w:eastAsia="Times New Roman" w:hAnsi="Times New Roman" w:cs="Times New Roman"/>
+          <w:b/>
+          <w:bCs/>
+          <w:sz w:val="24"/>
+          <w:szCs w:val="24"/>
+          <w:lang w:eastAsia="pt-BR"/>
+        </w:rPr>
+        <w:lastRenderedPageBreak/>
+        <w:t>Mecânica de Emparelhamento:</w:t>
+      </w:r>
+      <w:r>
+        <w:rPr>
+          <w:rFonts w:ascii="Times New Roman" w:eastAsia="Times New Roman" w:hAnsi="Times New Roman" w:cs="Times New Roman"/>
+          <w:sz w:val="24"/>
+          <w:szCs w:val="24"/>
+          <w:lang w:eastAsia="pt-BR"/>
+        </w:rPr>
+        <w:t xml:space="preserve"> Os canhões principais estão dispostos nos bordos (laterais) do navio. O combate exige que o jogador manobre para ficar lado a lado com o alvo.</w:t>
+      </w:r>
     </w:p>
     <w:p>
       <w:pPr>
-        <w:pStyle w:val="PargrafodaLista"/>
         <w:numPr>
           <w:ilvl w:val="0"/>
-          <w:numId w:val="2"/>
+          <w:numId w:val="6"/>
         </w:numPr>
-        <w:jc w:val="both"/>
-        <w:rPr>
-          <w:rFonts w:ascii="Arial" w:hAnsi="Arial" w:cs="Arial"/>
-        </w:rPr>
-      </w:pPr>
-      <w:r>
-        <w:rPr>
-          <w:rFonts w:ascii="Arial" w:hAnsi="Arial" w:cs="Arial"/>
-        </w:rPr>
-        <w:t>Experiência passo a passo:</w:t>
+        <w:spacing w:before="100" w:beforeAutospacing="1" w:after="100" w:afterAutospacing="1" w:line="240" w:lineRule="auto"/>
+        <w:rPr>
+          <w:rFonts w:ascii="Times New Roman" w:eastAsia="Times New Roman" w:hAnsi="Times New Roman" w:cs="Times New Roman"/>
+          <w:sz w:val="24"/>
+          <w:szCs w:val="24"/>
+          <w:lang w:eastAsia="pt-BR"/>
+        </w:rPr>
+      </w:pPr>
+      <w:r>
+        <w:rPr>
+          <w:rFonts w:ascii="Times New Roman" w:eastAsia="Times New Roman" w:hAnsi="Times New Roman" w:cs="Times New Roman"/>
+          <w:b/>
+          <w:bCs/>
+          <w:sz w:val="24"/>
+          <w:szCs w:val="24"/>
+          <w:lang w:eastAsia="pt-BR"/>
+        </w:rPr>
+        <w:t>Física de Projétil (</w:t>
+      </w:r>
+      <w:proofErr w:type="spellStart"/>
+      <w:r>
+        <w:rPr>
+          <w:rFonts w:ascii="Times New Roman" w:eastAsia="Times New Roman" w:hAnsi="Times New Roman" w:cs="Times New Roman"/>
+          <w:b/>
+          <w:bCs/>
+          <w:sz w:val="24"/>
+          <w:szCs w:val="24"/>
+          <w:lang w:eastAsia="pt-BR"/>
+        </w:rPr>
+        <w:t>Ballistics</w:t>
+      </w:r>
+      <w:proofErr w:type="spellEnd"/>
+      <w:r>
+        <w:rPr>
+          <w:rFonts w:ascii="Times New Roman" w:eastAsia="Times New Roman" w:hAnsi="Times New Roman" w:cs="Times New Roman"/>
+          <w:b/>
+          <w:bCs/>
+          <w:sz w:val="24"/>
+          <w:szCs w:val="24"/>
+          <w:lang w:eastAsia="pt-BR"/>
+        </w:rPr>
+        <w:t>):</w:t>
+      </w:r>
+      <w:r>
+        <w:rPr>
+          <w:rFonts w:ascii="Times New Roman" w:eastAsia="Times New Roman" w:hAnsi="Times New Roman" w:cs="Times New Roman"/>
+          <w:sz w:val="24"/>
+          <w:szCs w:val="24"/>
+          <w:lang w:eastAsia="pt-BR"/>
+        </w:rPr>
+        <w:t xml:space="preserve"> Os tiros de canhão possuem parábola real calculada por física. É necessário compensar a distância elevando os canos (</w:t>
+      </w:r>
+      <w:proofErr w:type="spellStart"/>
+      <w:r>
+        <w:rPr>
+          <w:rFonts w:ascii="Courier New" w:eastAsia="Times New Roman" w:hAnsi="Courier New" w:cs="Courier New"/>
+          <w:sz w:val="20"/>
+          <w:szCs w:val="20"/>
+          <w:lang w:eastAsia="pt-BR"/>
+        </w:rPr>
+        <w:t>Pitch</w:t>
+      </w:r>
+      <w:proofErr w:type="spellEnd"/>
+      <w:r>
+        <w:rPr>
+          <w:rFonts w:ascii="Times New Roman" w:eastAsia="Times New Roman" w:hAnsi="Times New Roman" w:cs="Times New Roman"/>
+          <w:sz w:val="24"/>
+          <w:szCs w:val="24"/>
+          <w:lang w:eastAsia="pt-BR"/>
+        </w:rPr>
+        <w:t>) e antecipar o movimento do alvo rotacionando a artilharia horizontalmente (</w:t>
+      </w:r>
+      <w:proofErr w:type="spellStart"/>
+      <w:r>
+        <w:rPr>
+          <w:rFonts w:ascii="Courier New" w:eastAsia="Times New Roman" w:hAnsi="Courier New" w:cs="Courier New"/>
+          <w:sz w:val="20"/>
+          <w:szCs w:val="20"/>
+          <w:lang w:eastAsia="pt-BR"/>
+        </w:rPr>
+        <w:t>Yaw</w:t>
+      </w:r>
+      <w:proofErr w:type="spellEnd"/>
+      <w:r>
+        <w:rPr>
+          <w:rFonts w:ascii="Times New Roman" w:eastAsia="Times New Roman" w:hAnsi="Times New Roman" w:cs="Times New Roman"/>
+          <w:sz w:val="24"/>
+          <w:szCs w:val="24"/>
+          <w:lang w:eastAsia="pt-BR"/>
+        </w:rPr>
+        <w:t>).</w:t>
       </w:r>
     </w:p>
     <w:p>
       <w:pPr>
-        <w:pStyle w:val="PargrafodaLista"/>
-        <w:jc w:val="both"/>
-        <w:rPr>
-          <w:rFonts w:ascii="Arial" w:hAnsi="Arial" w:cs="Arial"/>
-        </w:rPr>
-      </w:pPr>
+        <w:spacing w:before="100" w:beforeAutospacing="1" w:after="100" w:afterAutospacing="1" w:line="240" w:lineRule="auto"/>
+        <w:outlineLvl w:val="3"/>
+        <w:rPr>
+          <w:rFonts w:ascii="Times New Roman" w:eastAsia="Times New Roman" w:hAnsi="Times New Roman" w:cs="Times New Roman"/>
+          <w:b/>
+          <w:bCs/>
+          <w:sz w:val="24"/>
+          <w:szCs w:val="24"/>
+          <w:lang w:eastAsia="pt-BR"/>
+        </w:rPr>
+      </w:pPr>
+      <w:r>
+        <w:rPr>
+          <w:rFonts w:ascii="Times New Roman" w:eastAsia="Times New Roman" w:hAnsi="Times New Roman" w:cs="Times New Roman"/>
+          <w:b/>
+          <w:bCs/>
+          <w:sz w:val="24"/>
+          <w:szCs w:val="24"/>
+          <w:lang w:eastAsia="pt-BR"/>
+        </w:rPr>
+        <w:t>3.3. Inteligência Artificial do Inimigo (</w:t>
+      </w:r>
+      <w:proofErr w:type="spellStart"/>
+      <w:r>
+        <w:rPr>
+          <w:rFonts w:ascii="Times New Roman" w:eastAsia="Times New Roman" w:hAnsi="Times New Roman" w:cs="Times New Roman"/>
+          <w:b/>
+          <w:bCs/>
+          <w:sz w:val="24"/>
+          <w:szCs w:val="24"/>
+          <w:lang w:eastAsia="pt-BR"/>
+        </w:rPr>
+        <w:t>NavMesh</w:t>
+      </w:r>
+      <w:proofErr w:type="spellEnd"/>
+      <w:r>
+        <w:rPr>
+          <w:rFonts w:ascii="Times New Roman" w:eastAsia="Times New Roman" w:hAnsi="Times New Roman" w:cs="Times New Roman"/>
+          <w:b/>
+          <w:bCs/>
+          <w:sz w:val="24"/>
+          <w:szCs w:val="24"/>
+          <w:lang w:eastAsia="pt-BR"/>
+        </w:rPr>
+        <w:t xml:space="preserve"> Adaptado)</w:t>
+      </w:r>
     </w:p>
     <w:p>
       <w:pPr>
-        <w:pStyle w:val="PargrafodaLista"/>
+        <w:numPr>
+          <w:ilvl w:val="0"/>
+          <w:numId w:val="7"/>
+        </w:numPr>
+        <w:spacing w:before="100" w:beforeAutospacing="1" w:after="100" w:afterAutospacing="1" w:line="240" w:lineRule="auto"/>
+        <w:rPr>
+          <w:rFonts w:ascii="Times New Roman" w:eastAsia="Times New Roman" w:hAnsi="Times New Roman" w:cs="Times New Roman"/>
+          <w:sz w:val="24"/>
+          <w:szCs w:val="24"/>
+          <w:lang w:eastAsia="pt-BR"/>
+        </w:rPr>
+      </w:pPr>
+      <w:r>
+        <w:rPr>
+          <w:rFonts w:ascii="Times New Roman" w:eastAsia="Times New Roman" w:hAnsi="Times New Roman" w:cs="Times New Roman"/>
+          <w:b/>
+          <w:bCs/>
+          <w:sz w:val="24"/>
+          <w:szCs w:val="24"/>
+          <w:lang w:eastAsia="pt-BR"/>
+        </w:rPr>
+        <w:t>Navegação Inteligente:</w:t>
+      </w:r>
+      <w:r>
+        <w:rPr>
+          <w:rFonts w:ascii="Times New Roman" w:eastAsia="Times New Roman" w:hAnsi="Times New Roman" w:cs="Times New Roman"/>
+          <w:sz w:val="24"/>
+          <w:szCs w:val="24"/>
+          <w:lang w:eastAsia="pt-BR"/>
+        </w:rPr>
+        <w:t xml:space="preserve"> Os navios inimigos utilizam </w:t>
+      </w:r>
+      <w:proofErr w:type="spellStart"/>
+      <w:r>
+        <w:rPr>
+          <w:rFonts w:ascii="Times New Roman" w:eastAsia="Times New Roman" w:hAnsi="Times New Roman" w:cs="Times New Roman"/>
+          <w:i/>
+          <w:iCs/>
+          <w:sz w:val="24"/>
+          <w:szCs w:val="24"/>
+          <w:lang w:eastAsia="pt-BR"/>
+        </w:rPr>
+        <w:t>NavMesh</w:t>
+      </w:r>
+      <w:proofErr w:type="spellEnd"/>
+      <w:r>
+        <w:rPr>
+          <w:rFonts w:ascii="Times New Roman" w:eastAsia="Times New Roman" w:hAnsi="Times New Roman" w:cs="Times New Roman"/>
+          <w:i/>
+          <w:iCs/>
+          <w:sz w:val="24"/>
+          <w:szCs w:val="24"/>
+          <w:lang w:eastAsia="pt-BR"/>
+        </w:rPr>
+        <w:t xml:space="preserve"> </w:t>
+      </w:r>
+      <w:proofErr w:type="spellStart"/>
+      <w:r>
+        <w:rPr>
+          <w:rFonts w:ascii="Times New Roman" w:eastAsia="Times New Roman" w:hAnsi="Times New Roman" w:cs="Times New Roman"/>
+          <w:i/>
+          <w:iCs/>
+          <w:sz w:val="24"/>
+          <w:szCs w:val="24"/>
+          <w:lang w:eastAsia="pt-BR"/>
+        </w:rPr>
+        <w:t>Agents</w:t>
+      </w:r>
+      <w:proofErr w:type="spellEnd"/>
+      <w:r>
+        <w:rPr>
+          <w:rFonts w:ascii="Times New Roman" w:eastAsia="Times New Roman" w:hAnsi="Times New Roman" w:cs="Times New Roman"/>
+          <w:sz w:val="24"/>
+          <w:szCs w:val="24"/>
+          <w:lang w:eastAsia="pt-BR"/>
+        </w:rPr>
+        <w:t xml:space="preserve"> configurados para a água (</w:t>
+      </w:r>
+      <w:proofErr w:type="spellStart"/>
+      <w:r>
+        <w:rPr>
+          <w:rFonts w:ascii="Times New Roman" w:eastAsia="Times New Roman" w:hAnsi="Times New Roman" w:cs="Times New Roman"/>
+          <w:i/>
+          <w:iCs/>
+          <w:sz w:val="24"/>
+          <w:szCs w:val="24"/>
+          <w:lang w:eastAsia="pt-BR"/>
+        </w:rPr>
+        <w:t>Walkable</w:t>
+      </w:r>
+      <w:proofErr w:type="spellEnd"/>
+      <w:r>
+        <w:rPr>
+          <w:rFonts w:ascii="Times New Roman" w:eastAsia="Times New Roman" w:hAnsi="Times New Roman" w:cs="Times New Roman"/>
+          <w:sz w:val="24"/>
+          <w:szCs w:val="24"/>
+          <w:lang w:eastAsia="pt-BR"/>
+        </w:rPr>
+        <w:t>), desviando de ilhas e boias (</w:t>
+      </w:r>
+      <w:r>
+        <w:rPr>
+          <w:rFonts w:ascii="Times New Roman" w:eastAsia="Times New Roman" w:hAnsi="Times New Roman" w:cs="Times New Roman"/>
+          <w:i/>
+          <w:iCs/>
+          <w:sz w:val="24"/>
+          <w:szCs w:val="24"/>
+          <w:lang w:eastAsia="pt-BR"/>
+        </w:rPr>
+        <w:t xml:space="preserve">Not </w:t>
+      </w:r>
+      <w:proofErr w:type="spellStart"/>
+      <w:r>
+        <w:rPr>
+          <w:rFonts w:ascii="Times New Roman" w:eastAsia="Times New Roman" w:hAnsi="Times New Roman" w:cs="Times New Roman"/>
+          <w:i/>
+          <w:iCs/>
+          <w:sz w:val="24"/>
+          <w:szCs w:val="24"/>
+          <w:lang w:eastAsia="pt-BR"/>
+        </w:rPr>
+        <w:t>Walkable</w:t>
+      </w:r>
+      <w:proofErr w:type="spellEnd"/>
+      <w:r>
+        <w:rPr>
+          <w:rFonts w:ascii="Times New Roman" w:eastAsia="Times New Roman" w:hAnsi="Times New Roman" w:cs="Times New Roman"/>
+          <w:sz w:val="24"/>
+          <w:szCs w:val="24"/>
+          <w:lang w:eastAsia="pt-BR"/>
+        </w:rPr>
+        <w:t>).</w:t>
+      </w:r>
+    </w:p>
+    <w:p>
+      <w:pPr>
+        <w:numPr>
+          <w:ilvl w:val="0"/>
+          <w:numId w:val="7"/>
+        </w:numPr>
+        <w:spacing w:before="100" w:beforeAutospacing="1" w:after="100" w:afterAutospacing="1" w:line="240" w:lineRule="auto"/>
+        <w:rPr>
+          <w:rFonts w:ascii="Times New Roman" w:eastAsia="Times New Roman" w:hAnsi="Times New Roman" w:cs="Times New Roman"/>
+          <w:sz w:val="24"/>
+          <w:szCs w:val="24"/>
+          <w:lang w:eastAsia="pt-BR"/>
+        </w:rPr>
+      </w:pPr>
+      <w:r>
+        <w:rPr>
+          <w:rFonts w:ascii="Times New Roman" w:eastAsia="Times New Roman" w:hAnsi="Times New Roman" w:cs="Times New Roman"/>
+          <w:b/>
+          <w:bCs/>
+          <w:sz w:val="24"/>
+          <w:szCs w:val="24"/>
+          <w:lang w:eastAsia="pt-BR"/>
+        </w:rPr>
+        <w:t>Estratégia de Combate IA:</w:t>
+      </w:r>
+      <w:r>
+        <w:rPr>
+          <w:rFonts w:ascii="Times New Roman" w:eastAsia="Times New Roman" w:hAnsi="Times New Roman" w:cs="Times New Roman"/>
+          <w:sz w:val="24"/>
+          <w:szCs w:val="24"/>
+          <w:lang w:eastAsia="pt-BR"/>
+        </w:rPr>
+        <w:t xml:space="preserve"> A IA não colide propositalmente. Ela calcula dinamicamente pontos vetoriais à esquerda ou direita do jogador para se posicionar de forma paralela, alinhando seus próprios canhões para uma saraivada de tiros.</w:t>
+      </w:r>
+    </w:p>
+    <w:p>
+      <w:pPr>
+        <w:spacing w:before="100" w:beforeAutospacing="1" w:after="100" w:afterAutospacing="1" w:line="240" w:lineRule="auto"/>
+        <w:outlineLvl w:val="2"/>
+        <w:rPr>
+          <w:rFonts w:ascii="Times New Roman" w:eastAsia="Times New Roman" w:hAnsi="Times New Roman" w:cs="Times New Roman"/>
+          <w:b/>
+          <w:bCs/>
+          <w:sz w:val="27"/>
+          <w:szCs w:val="27"/>
+          <w:lang w:eastAsia="pt-BR"/>
+        </w:rPr>
+      </w:pPr>
+      <w:r>
+        <w:rPr>
+          <w:rFonts w:ascii="Times New Roman" w:eastAsia="Times New Roman" w:hAnsi="Times New Roman" w:cs="Times New Roman"/>
+          <w:b/>
+          <w:bCs/>
+          <w:sz w:val="27"/>
+          <w:szCs w:val="27"/>
+          <w:lang w:eastAsia="pt-BR"/>
+        </w:rPr>
+        <w:t>4. INTERFACE E EXPERIÊNCIA DO JOGADOR (UI/UX)</w:t>
+      </w:r>
+    </w:p>
+    <w:p>
+      <w:pPr>
+        <w:spacing w:before="100" w:beforeAutospacing="1" w:after="100" w:afterAutospacing="1" w:line="240" w:lineRule="auto"/>
+        <w:outlineLvl w:val="3"/>
+        <w:rPr>
+          <w:rFonts w:ascii="Times New Roman" w:eastAsia="Times New Roman" w:hAnsi="Times New Roman" w:cs="Times New Roman"/>
+          <w:b/>
+          <w:bCs/>
+          <w:sz w:val="24"/>
+          <w:szCs w:val="24"/>
+          <w:lang w:eastAsia="pt-BR"/>
+        </w:rPr>
+      </w:pPr>
+      <w:r>
+        <w:rPr>
+          <w:rFonts w:ascii="Times New Roman" w:eastAsia="Times New Roman" w:hAnsi="Times New Roman" w:cs="Times New Roman"/>
+          <w:b/>
+          <w:bCs/>
+          <w:sz w:val="24"/>
+          <w:szCs w:val="24"/>
+          <w:lang w:eastAsia="pt-BR"/>
+        </w:rPr>
+        <w:t>4.1. Fluxo de Telas (Passo a Passo)</w:t>
+      </w:r>
+    </w:p>
+    <w:p>
+      <w:pPr>
+        <w:numPr>
+          <w:ilvl w:val="0"/>
+          <w:numId w:val="8"/>
+        </w:numPr>
+        <w:spacing w:before="100" w:beforeAutospacing="1" w:after="100" w:afterAutospacing="1" w:line="240" w:lineRule="auto"/>
+        <w:rPr>
+          <w:rFonts w:ascii="Times New Roman" w:eastAsia="Times New Roman" w:hAnsi="Times New Roman" w:cs="Times New Roman"/>
+          <w:sz w:val="24"/>
+          <w:szCs w:val="24"/>
+          <w:lang w:eastAsia="pt-BR"/>
+        </w:rPr>
+      </w:pPr>
+      <w:r>
+        <w:rPr>
+          <w:rFonts w:ascii="Times New Roman" w:eastAsia="Times New Roman" w:hAnsi="Times New Roman" w:cs="Times New Roman"/>
+          <w:b/>
+          <w:bCs/>
+          <w:sz w:val="24"/>
+          <w:szCs w:val="24"/>
+          <w:lang w:eastAsia="pt-BR"/>
+        </w:rPr>
+        <w:t>Início (Menu Principal):</w:t>
+      </w:r>
+      <w:r>
+        <w:rPr>
+          <w:rFonts w:ascii="Times New Roman" w:eastAsia="Times New Roman" w:hAnsi="Times New Roman" w:cs="Times New Roman"/>
+          <w:sz w:val="24"/>
+          <w:szCs w:val="24"/>
+          <w:lang w:eastAsia="pt-BR"/>
+        </w:rPr>
+        <w:t xml:space="preserve"> Uma cena em tempo real com o mar renderizado ao fundo, câmera em órbita suave e trilha sonora imersiva. Contém os botões: </w:t>
+      </w:r>
+      <w:r>
+        <w:rPr>
+          <w:rFonts w:ascii="Times New Roman" w:eastAsia="Times New Roman" w:hAnsi="Times New Roman" w:cs="Times New Roman"/>
+          <w:i/>
+          <w:iCs/>
+          <w:sz w:val="24"/>
+          <w:szCs w:val="24"/>
+          <w:lang w:eastAsia="pt-BR"/>
+        </w:rPr>
+        <w:t>Iniciar, Multiplayer (Desenvolvimento), Opções e Sair.</w:t>
+      </w:r>
+    </w:p>
+    <w:p>
+      <w:pPr>
+        <w:numPr>
+          <w:ilvl w:val="0"/>
+          <w:numId w:val="8"/>
+        </w:numPr>
+        <w:spacing w:before="100" w:beforeAutospacing="1" w:after="100" w:afterAutospacing="1" w:line="240" w:lineRule="auto"/>
+        <w:rPr>
+          <w:rFonts w:ascii="Times New Roman" w:eastAsia="Times New Roman" w:hAnsi="Times New Roman" w:cs="Times New Roman"/>
+          <w:sz w:val="24"/>
+          <w:szCs w:val="24"/>
+          <w:lang w:eastAsia="pt-BR"/>
+        </w:rPr>
+      </w:pPr>
+      <w:r>
+        <w:rPr>
+          <w:rFonts w:ascii="Times New Roman" w:eastAsia="Times New Roman" w:hAnsi="Times New Roman" w:cs="Times New Roman"/>
+          <w:b/>
+          <w:bCs/>
+          <w:sz w:val="24"/>
+          <w:szCs w:val="24"/>
+          <w:lang w:eastAsia="pt-BR"/>
+        </w:rPr>
+        <w:t>Tutorial Inicial:</w:t>
+      </w:r>
+      <w:r>
+        <w:rPr>
+          <w:rFonts w:ascii="Times New Roman" w:eastAsia="Times New Roman" w:hAnsi="Times New Roman" w:cs="Times New Roman"/>
+          <w:sz w:val="24"/>
+          <w:szCs w:val="24"/>
+          <w:lang w:eastAsia="pt-BR"/>
+        </w:rPr>
+        <w:t xml:space="preserve"> O jogador acorda em águas calmas. O jogo ensina as teclas de navegação (</w:t>
+      </w:r>
+      <w:proofErr w:type="gramStart"/>
+      <w:r>
+        <w:rPr>
+          <w:rFonts w:ascii="Times New Roman" w:eastAsia="Times New Roman" w:hAnsi="Times New Roman" w:cs="Times New Roman"/>
+          <w:sz w:val="24"/>
+          <w:szCs w:val="24"/>
+          <w:lang w:eastAsia="pt-BR"/>
+        </w:rPr>
+        <w:t>W,A</w:t>
+      </w:r>
+      <w:proofErr w:type="gramEnd"/>
+      <w:r>
+        <w:rPr>
+          <w:rFonts w:ascii="Times New Roman" w:eastAsia="Times New Roman" w:hAnsi="Times New Roman" w:cs="Times New Roman"/>
+          <w:sz w:val="24"/>
+          <w:szCs w:val="24"/>
+          <w:lang w:eastAsia="pt-BR"/>
+        </w:rPr>
+        <w:t>,S,D). Logo após, uma boia de alvo aparece para ensinar a mirar com o mouse nas laterais e disparar. O tutorial termina quando o primeiro navio batedor inimigo surge e precisa ser afundado.</w:t>
+      </w:r>
+    </w:p>
+    <w:p>
+      <w:pPr>
+        <w:numPr>
+          <w:ilvl w:val="0"/>
+          <w:numId w:val="8"/>
+        </w:numPr>
+        <w:spacing w:before="100" w:beforeAutospacing="1" w:after="100" w:afterAutospacing="1" w:line="240" w:lineRule="auto"/>
+        <w:rPr>
+          <w:rFonts w:ascii="Times New Roman" w:eastAsia="Times New Roman" w:hAnsi="Times New Roman" w:cs="Times New Roman"/>
+          <w:sz w:val="24"/>
+          <w:szCs w:val="24"/>
+          <w:lang w:eastAsia="pt-BR"/>
+        </w:rPr>
+      </w:pPr>
+      <w:r>
+        <w:rPr>
+          <w:rFonts w:ascii="Times New Roman" w:eastAsia="Times New Roman" w:hAnsi="Times New Roman" w:cs="Times New Roman"/>
+          <w:b/>
+          <w:bCs/>
+          <w:sz w:val="24"/>
+          <w:szCs w:val="24"/>
+          <w:lang w:eastAsia="pt-BR"/>
+        </w:rPr>
+        <w:t>Primeira Área Explorável:</w:t>
+      </w:r>
+      <w:r>
+        <w:rPr>
+          <w:rFonts w:ascii="Times New Roman" w:eastAsia="Times New Roman" w:hAnsi="Times New Roman" w:cs="Times New Roman"/>
+          <w:sz w:val="24"/>
+          <w:szCs w:val="24"/>
+          <w:lang w:eastAsia="pt-BR"/>
+        </w:rPr>
+        <w:t xml:space="preserve"> O oceano aberto. O mapa contém marcadores de missões, boias de suprimentos coletáveis, destroços flutuantes e relíquias escondidas próximas a ilhas.</w:t>
+      </w:r>
+    </w:p>
+    <w:p>
+      <w:pPr>
+        <w:numPr>
+          <w:ilvl w:val="0"/>
+          <w:numId w:val="8"/>
+        </w:numPr>
+        <w:spacing w:before="100" w:beforeAutospacing="1" w:after="100" w:afterAutospacing="1" w:line="240" w:lineRule="auto"/>
+        <w:rPr>
+          <w:rFonts w:ascii="Times New Roman" w:eastAsia="Times New Roman" w:hAnsi="Times New Roman" w:cs="Times New Roman"/>
+          <w:sz w:val="24"/>
+          <w:szCs w:val="24"/>
+          <w:lang w:eastAsia="pt-BR"/>
+        </w:rPr>
+      </w:pPr>
+      <w:r>
+        <w:rPr>
+          <w:rFonts w:ascii="Times New Roman" w:eastAsia="Times New Roman" w:hAnsi="Times New Roman" w:cs="Times New Roman"/>
+          <w:b/>
+          <w:bCs/>
+          <w:sz w:val="24"/>
+          <w:szCs w:val="24"/>
+          <w:lang w:eastAsia="pt-BR"/>
+        </w:rPr>
+        <w:t>Primeiro Combate:</w:t>
+      </w:r>
+      <w:r>
+        <w:rPr>
+          <w:rFonts w:ascii="Times New Roman" w:eastAsia="Times New Roman" w:hAnsi="Times New Roman" w:cs="Times New Roman"/>
+          <w:sz w:val="24"/>
+          <w:szCs w:val="24"/>
+          <w:lang w:eastAsia="pt-BR"/>
+        </w:rPr>
+        <w:t xml:space="preserve"> Apresenta o "Inimigo Base" (Navio de porte médio). Esse inimigo serve para calibrar o aprendizado do jogador sobre o tempo de recarga dos canhões e velocidade de manobra.</w:t>
+      </w:r>
+    </w:p>
+    <w:p>
+      <w:pPr>
+        <w:numPr>
+          <w:ilvl w:val="0"/>
+          <w:numId w:val="8"/>
+        </w:numPr>
+        <w:spacing w:before="100" w:beforeAutospacing="1" w:after="100" w:afterAutospacing="1" w:line="240" w:lineRule="auto"/>
+        <w:rPr>
+          <w:rFonts w:ascii="Times New Roman" w:eastAsia="Times New Roman" w:hAnsi="Times New Roman" w:cs="Times New Roman"/>
+          <w:sz w:val="24"/>
+          <w:szCs w:val="24"/>
+          <w:lang w:eastAsia="pt-BR"/>
+        </w:rPr>
+      </w:pPr>
+      <w:r>
+        <w:rPr>
+          <w:rFonts w:ascii="Times New Roman" w:eastAsia="Times New Roman" w:hAnsi="Times New Roman" w:cs="Times New Roman"/>
+          <w:b/>
+          <w:bCs/>
+          <w:sz w:val="24"/>
+          <w:szCs w:val="24"/>
+          <w:lang w:eastAsia="pt-BR"/>
+        </w:rPr>
+        <w:t>Progressão e Exploração:</w:t>
+      </w:r>
+    </w:p>
+    <w:p>
+      <w:pPr>
         <w:numPr>
           <w:ilvl w:val="1"/>
-          <w:numId w:val="2"/>
+          <w:numId w:val="8"/>
         </w:numPr>
-        <w:jc w:val="both"/>
-        <w:rPr>
-          <w:rFonts w:ascii="Arial" w:hAnsi="Arial" w:cs="Arial"/>
-        </w:rPr>
-      </w:pPr>
-      <w:r>
-        <w:rPr>
-          <w:rFonts w:ascii="Arial" w:hAnsi="Arial" w:cs="Arial"/>
-        </w:rPr>
-        <w:t>Início – Tela inicial com um fundo usando o próprio cenário, enquanto toca uma música nostálgica, com 4 botões interativos, Nova aventura, Continuar, Multiplayer e Opções.</w:t>
+        <w:spacing w:before="100" w:beforeAutospacing="1" w:after="100" w:afterAutospacing="1" w:line="240" w:lineRule="auto"/>
+        <w:rPr>
+          <w:rFonts w:ascii="Times New Roman" w:eastAsia="Times New Roman" w:hAnsi="Times New Roman" w:cs="Times New Roman"/>
+          <w:sz w:val="24"/>
+          <w:szCs w:val="24"/>
+          <w:lang w:eastAsia="pt-BR"/>
+        </w:rPr>
+      </w:pPr>
+      <w:r>
+        <w:rPr>
+          <w:rFonts w:ascii="Times New Roman" w:eastAsia="Times New Roman" w:hAnsi="Times New Roman" w:cs="Times New Roman"/>
+          <w:b/>
+          <w:bCs/>
+          <w:sz w:val="24"/>
+          <w:szCs w:val="24"/>
+          <w:lang w:eastAsia="pt-BR"/>
+        </w:rPr>
+        <w:t>XP e Níveis:</w:t>
+      </w:r>
+      <w:r>
+        <w:rPr>
+          <w:rFonts w:ascii="Times New Roman" w:eastAsia="Times New Roman" w:hAnsi="Times New Roman" w:cs="Times New Roman"/>
+          <w:sz w:val="24"/>
+          <w:szCs w:val="24"/>
+          <w:lang w:eastAsia="pt-BR"/>
+        </w:rPr>
+        <w:t xml:space="preserve"> Completar missões concede experiência. Subir de nível aumenta a resistência do casco e a velocidade máxima nativa do navio.</w:t>
       </w:r>
     </w:p>
     <w:p>
       <w:pPr>
-        <w:pStyle w:val="PargrafodaLista"/>
-        <w:ind w:left="1440"/>
-        <w:jc w:val="both"/>
-        <w:rPr>
-          <w:rFonts w:ascii="Arial" w:hAnsi="Arial" w:cs="Arial"/>
-        </w:rPr>
-      </w:pPr>
+        <w:numPr>
+          <w:ilvl w:val="1"/>
+          <w:numId w:val="8"/>
+        </w:numPr>
+        <w:spacing w:before="100" w:beforeAutospacing="1" w:after="100" w:afterAutospacing="1" w:line="240" w:lineRule="auto"/>
+        <w:rPr>
+          <w:rFonts w:ascii="Times New Roman" w:eastAsia="Times New Roman" w:hAnsi="Times New Roman" w:cs="Times New Roman"/>
+          <w:sz w:val="24"/>
+          <w:szCs w:val="24"/>
+          <w:lang w:eastAsia="pt-BR"/>
+        </w:rPr>
+      </w:pPr>
+      <w:r>
+        <w:rPr>
+          <w:rFonts w:ascii="Times New Roman" w:eastAsia="Times New Roman" w:hAnsi="Times New Roman" w:cs="Times New Roman"/>
+          <w:b/>
+          <w:bCs/>
+          <w:sz w:val="24"/>
+          <w:szCs w:val="24"/>
+          <w:lang w:eastAsia="pt-BR"/>
+        </w:rPr>
+        <w:t>Economia (Moedas):</w:t>
+      </w:r>
+      <w:r>
+        <w:rPr>
+          <w:rFonts w:ascii="Times New Roman" w:eastAsia="Times New Roman" w:hAnsi="Times New Roman" w:cs="Times New Roman"/>
+          <w:sz w:val="24"/>
+          <w:szCs w:val="24"/>
+          <w:lang w:eastAsia="pt-BR"/>
+        </w:rPr>
+        <w:t xml:space="preserve"> Ouro coletado no mar ou pilhado de inimigos é gasto em portos para comprar melhorias físicas: </w:t>
+      </w:r>
+      <w:r>
+        <w:rPr>
+          <w:rFonts w:ascii="Times New Roman" w:eastAsia="Times New Roman" w:hAnsi="Times New Roman" w:cs="Times New Roman"/>
+          <w:i/>
+          <w:iCs/>
+          <w:sz w:val="24"/>
+          <w:szCs w:val="24"/>
+          <w:lang w:eastAsia="pt-BR"/>
+        </w:rPr>
+        <w:t>Canhões Reforçados</w:t>
+      </w:r>
+      <w:r>
+        <w:rPr>
+          <w:rFonts w:ascii="Times New Roman" w:eastAsia="Times New Roman" w:hAnsi="Times New Roman" w:cs="Times New Roman"/>
+          <w:sz w:val="24"/>
+          <w:szCs w:val="24"/>
+          <w:lang w:eastAsia="pt-BR"/>
+        </w:rPr>
+        <w:t xml:space="preserve"> (Mais dano), </w:t>
+      </w:r>
+      <w:r>
+        <w:rPr>
+          <w:rFonts w:ascii="Times New Roman" w:eastAsia="Times New Roman" w:hAnsi="Times New Roman" w:cs="Times New Roman"/>
+          <w:i/>
+          <w:iCs/>
+          <w:sz w:val="24"/>
+          <w:szCs w:val="24"/>
+          <w:lang w:eastAsia="pt-BR"/>
+        </w:rPr>
+        <w:t>Velas de Linho</w:t>
+      </w:r>
+      <w:r>
+        <w:rPr>
+          <w:rFonts w:ascii="Times New Roman" w:eastAsia="Times New Roman" w:hAnsi="Times New Roman" w:cs="Times New Roman"/>
+          <w:sz w:val="24"/>
+          <w:szCs w:val="24"/>
+          <w:lang w:eastAsia="pt-BR"/>
+        </w:rPr>
+        <w:t xml:space="preserve"> (Curvas mais rápidas) e </w:t>
+      </w:r>
+      <w:r>
+        <w:rPr>
+          <w:rFonts w:ascii="Times New Roman" w:eastAsia="Times New Roman" w:hAnsi="Times New Roman" w:cs="Times New Roman"/>
+          <w:i/>
+          <w:iCs/>
+          <w:sz w:val="24"/>
+          <w:szCs w:val="24"/>
+          <w:lang w:eastAsia="pt-BR"/>
+        </w:rPr>
+        <w:t>Placas de Ferro</w:t>
+      </w:r>
+      <w:r>
+        <w:rPr>
+          <w:rFonts w:ascii="Times New Roman" w:eastAsia="Times New Roman" w:hAnsi="Times New Roman" w:cs="Times New Roman"/>
+          <w:sz w:val="24"/>
+          <w:szCs w:val="24"/>
+          <w:lang w:eastAsia="pt-BR"/>
+        </w:rPr>
+        <w:t xml:space="preserve"> (Mais vida).</w:t>
+      </w:r>
     </w:p>
     <w:p>
       <w:pPr>
-        <w:pStyle w:val="PargrafodaLista"/>
+        <w:numPr>
+          <w:ilvl w:val="0"/>
+          <w:numId w:val="8"/>
+        </w:numPr>
+        <w:spacing w:before="100" w:beforeAutospacing="1" w:after="100" w:afterAutospacing="1" w:line="240" w:lineRule="auto"/>
+        <w:rPr>
+          <w:rFonts w:ascii="Times New Roman" w:eastAsia="Times New Roman" w:hAnsi="Times New Roman" w:cs="Times New Roman"/>
+          <w:sz w:val="24"/>
+          <w:szCs w:val="24"/>
+          <w:lang w:eastAsia="pt-BR"/>
+        </w:rPr>
+      </w:pPr>
+      <w:r>
+        <w:rPr>
+          <w:rFonts w:ascii="Times New Roman" w:eastAsia="Times New Roman" w:hAnsi="Times New Roman" w:cs="Times New Roman"/>
+          <w:b/>
+          <w:bCs/>
+          <w:sz w:val="24"/>
+          <w:szCs w:val="24"/>
+          <w:lang w:eastAsia="pt-BR"/>
+        </w:rPr>
+        <w:t>Chefes e Eventos Especiais:</w:t>
+      </w:r>
+    </w:p>
+    <w:p>
+      <w:pPr>
         <w:numPr>
           <w:ilvl w:val="1"/>
-          <w:numId w:val="2"/>
+          <w:numId w:val="8"/>
         </w:numPr>
-        <w:jc w:val="both"/>
-        <w:rPr>
-          <w:rFonts w:ascii="Arial" w:hAnsi="Arial" w:cs="Arial"/>
-        </w:rPr>
-      </w:pPr>
-      <w:r>
-        <w:rPr>
-          <w:rFonts w:ascii="Arial" w:hAnsi="Arial" w:cs="Arial"/>
-        </w:rPr>
-        <w:t xml:space="preserve">Tutorial inicial – O jogo começa apresentando </w:t>
-      </w:r>
-      <w:r>
-        <w:rPr>
-          <w:rFonts w:ascii="Arial" w:hAnsi="Arial" w:cs="Arial"/>
-        </w:rPr>
-        <w:t>os comandos</w:t>
-      </w:r>
-      <w:r>
-        <w:rPr>
-          <w:rFonts w:ascii="Arial" w:hAnsi="Arial" w:cs="Arial"/>
-        </w:rPr>
-        <w:t xml:space="preserve"> de movimentação básica</w:t>
-      </w:r>
-      <w:r>
-        <w:rPr>
-          <w:rFonts w:ascii="Arial" w:hAnsi="Arial" w:cs="Arial"/>
-        </w:rPr>
-        <w:t>, mostrando toda a movimentação relacionada a embarcação, seguindo para o tutorial de combate e o inimigo inicial.</w:t>
+        <w:spacing w:before="100" w:beforeAutospacing="1" w:after="100" w:afterAutospacing="1" w:line="240" w:lineRule="auto"/>
+        <w:rPr>
+          <w:rFonts w:ascii="Times New Roman" w:eastAsia="Times New Roman" w:hAnsi="Times New Roman" w:cs="Times New Roman"/>
+          <w:sz w:val="24"/>
+          <w:szCs w:val="24"/>
+          <w:lang w:eastAsia="pt-BR"/>
+        </w:rPr>
+      </w:pPr>
+      <w:r>
+        <w:rPr>
+          <w:rFonts w:ascii="Times New Roman" w:eastAsia="Times New Roman" w:hAnsi="Times New Roman" w:cs="Times New Roman"/>
+          <w:b/>
+          <w:bCs/>
+          <w:sz w:val="24"/>
+          <w:szCs w:val="24"/>
+          <w:lang w:eastAsia="pt-BR"/>
+        </w:rPr>
+        <w:t>Navios Capitânia (Bosses):</w:t>
+      </w:r>
+      <w:r>
+        <w:rPr>
+          <w:rFonts w:ascii="Times New Roman" w:eastAsia="Times New Roman" w:hAnsi="Times New Roman" w:cs="Times New Roman"/>
+          <w:sz w:val="24"/>
+          <w:szCs w:val="24"/>
+          <w:lang w:eastAsia="pt-BR"/>
+        </w:rPr>
+        <w:t xml:space="preserve"> Embarcações colossais com blindagem pesada e baterias duplas de canhões. Exigem que o jogador gerencie sua velocidade para escapar do ângulo de tiro deles enquanto contra-ataca.</w:t>
       </w:r>
     </w:p>
     <w:p>
       <w:pPr>
-        <w:pStyle w:val="PargrafodaLista"/>
-        <w:rPr>
-          <w:rFonts w:ascii="Arial" w:hAnsi="Arial" w:cs="Arial"/>
-        </w:rPr>
-      </w:pPr>
+        <w:numPr>
+          <w:ilvl w:val="1"/>
+          <w:numId w:val="8"/>
+        </w:numPr>
+        <w:spacing w:before="100" w:beforeAutospacing="1" w:after="100" w:afterAutospacing="1" w:line="240" w:lineRule="auto"/>
+        <w:rPr>
+          <w:rFonts w:ascii="Times New Roman" w:eastAsia="Times New Roman" w:hAnsi="Times New Roman" w:cs="Times New Roman"/>
+          <w:sz w:val="24"/>
+          <w:szCs w:val="24"/>
+          <w:lang w:eastAsia="pt-BR"/>
+        </w:rPr>
+      </w:pPr>
+      <w:r>
+        <w:rPr>
+          <w:rFonts w:ascii="Times New Roman" w:eastAsia="Times New Roman" w:hAnsi="Times New Roman" w:cs="Times New Roman"/>
+          <w:b/>
+          <w:bCs/>
+          <w:sz w:val="24"/>
+          <w:szCs w:val="24"/>
+          <w:lang w:eastAsia="pt-BR"/>
+        </w:rPr>
+        <w:t>Eventos Mitológicos:</w:t>
+      </w:r>
+      <w:r>
+        <w:rPr>
+          <w:rFonts w:ascii="Times New Roman" w:eastAsia="Times New Roman" w:hAnsi="Times New Roman" w:cs="Times New Roman"/>
+          <w:sz w:val="24"/>
+          <w:szCs w:val="24"/>
+          <w:lang w:eastAsia="pt-BR"/>
+        </w:rPr>
+        <w:t xml:space="preserve"> Eventos climáticos repentinos ativam o surgimento de Navios Fantasmas (com texturas de </w:t>
+      </w:r>
+      <w:proofErr w:type="spellStart"/>
+      <w:r>
+        <w:rPr>
+          <w:rFonts w:ascii="Times New Roman" w:eastAsia="Times New Roman" w:hAnsi="Times New Roman" w:cs="Times New Roman"/>
+          <w:sz w:val="24"/>
+          <w:szCs w:val="24"/>
+          <w:lang w:eastAsia="pt-BR"/>
+        </w:rPr>
+        <w:t>Shader</w:t>
+      </w:r>
+      <w:proofErr w:type="spellEnd"/>
+      <w:r>
+        <w:rPr>
+          <w:rFonts w:ascii="Times New Roman" w:eastAsia="Times New Roman" w:hAnsi="Times New Roman" w:cs="Times New Roman"/>
+          <w:sz w:val="24"/>
+          <w:szCs w:val="24"/>
+          <w:lang w:eastAsia="pt-BR"/>
+        </w:rPr>
+        <w:t xml:space="preserve"> translúcidas) e criaturas marinhas que atacam áreas específicas do mapa.</w:t>
+      </w:r>
     </w:p>
     <w:p>
       <w:pPr>
-        <w:pStyle w:val="PargrafodaLista"/>
         <w:numPr>
-          <w:ilvl w:val="1"/>
-          <w:numId w:val="2"/>
+          <w:ilvl w:val="0"/>
+          <w:numId w:val="8"/>
         </w:numPr>
-        <w:jc w:val="both"/>
-        <w:rPr>
-          <w:rFonts w:ascii="Arial" w:hAnsi="Arial" w:cs="Arial"/>
-        </w:rPr>
-      </w:pPr>
-      <w:r>
-        <w:rPr>
-          <w:rFonts w:ascii="Arial" w:hAnsi="Arial" w:cs="Arial"/>
-        </w:rPr>
-        <w:t>Primeira área explorável – A primeira área explorável será o vasto oceano onde se passará a maior parte do jogo, com vários itens e relíquias podendo ser encontrados.</w:t>
+        <w:spacing w:before="100" w:beforeAutospacing="1" w:after="100" w:afterAutospacing="1" w:line="240" w:lineRule="auto"/>
+        <w:rPr>
+          <w:rFonts w:ascii="Times New Roman" w:eastAsia="Times New Roman" w:hAnsi="Times New Roman" w:cs="Times New Roman"/>
+          <w:sz w:val="24"/>
+          <w:szCs w:val="24"/>
+          <w:lang w:eastAsia="pt-BR"/>
+        </w:rPr>
+      </w:pPr>
+      <w:r>
+        <w:rPr>
+          <w:rFonts w:ascii="Times New Roman" w:eastAsia="Times New Roman" w:hAnsi="Times New Roman" w:cs="Times New Roman"/>
+          <w:b/>
+          <w:bCs/>
+          <w:sz w:val="24"/>
+          <w:szCs w:val="24"/>
+          <w:lang w:eastAsia="pt-BR"/>
+        </w:rPr>
+        <w:t>Conclusão da Campanha:</w:t>
+      </w:r>
+      <w:r>
+        <w:rPr>
+          <w:rFonts w:ascii="Times New Roman" w:eastAsia="Times New Roman" w:hAnsi="Times New Roman" w:cs="Times New Roman"/>
+          <w:sz w:val="24"/>
+          <w:szCs w:val="24"/>
+          <w:lang w:eastAsia="pt-BR"/>
+        </w:rPr>
+        <w:t xml:space="preserve"> O ápice da história revela os segredos do capitão, desbloqueia modificadores cosméticos lendários (Velas Negras, Tiros de Fogo) </w:t>
+      </w:r>
+      <w:r>
+        <w:rPr>
+          <w:rFonts w:ascii="Times New Roman" w:eastAsia="Times New Roman" w:hAnsi="Times New Roman" w:cs="Times New Roman"/>
+          <w:sz w:val="24"/>
+          <w:szCs w:val="24"/>
+          <w:lang w:eastAsia="pt-BR"/>
+        </w:rPr>
+        <w:lastRenderedPageBreak/>
+        <w:t>e deixa o mundo em modo livre (</w:t>
+      </w:r>
+      <w:proofErr w:type="spellStart"/>
+      <w:r>
+        <w:rPr>
+          <w:rFonts w:ascii="Times New Roman" w:eastAsia="Times New Roman" w:hAnsi="Times New Roman" w:cs="Times New Roman"/>
+          <w:i/>
+          <w:iCs/>
+          <w:sz w:val="24"/>
+          <w:szCs w:val="24"/>
+          <w:lang w:eastAsia="pt-BR"/>
+        </w:rPr>
+        <w:t>Endgame</w:t>
+      </w:r>
+      <w:proofErr w:type="spellEnd"/>
+      <w:r>
+        <w:rPr>
+          <w:rFonts w:ascii="Times New Roman" w:eastAsia="Times New Roman" w:hAnsi="Times New Roman" w:cs="Times New Roman"/>
+          <w:sz w:val="24"/>
+          <w:szCs w:val="24"/>
+          <w:lang w:eastAsia="pt-BR"/>
+        </w:rPr>
+        <w:t>) com os atributos do barco no nível máximo para exploração total.</w:t>
       </w:r>
     </w:p>
     <w:p>
       <w:pPr>
-        <w:pStyle w:val="PargrafodaLista"/>
-        <w:rPr>
-          <w:rFonts w:ascii="Arial" w:hAnsi="Arial" w:cs="Arial"/>
-        </w:rPr>
-      </w:pPr>
+        <w:spacing w:before="100" w:beforeAutospacing="1" w:after="100" w:afterAutospacing="1" w:line="240" w:lineRule="auto"/>
+        <w:outlineLvl w:val="2"/>
+        <w:rPr>
+          <w:rFonts w:ascii="Times New Roman" w:eastAsia="Times New Roman" w:hAnsi="Times New Roman" w:cs="Times New Roman"/>
+          <w:b/>
+          <w:bCs/>
+          <w:sz w:val="27"/>
+          <w:szCs w:val="27"/>
+          <w:lang w:eastAsia="pt-BR"/>
+        </w:rPr>
+      </w:pPr>
+      <w:r>
+        <w:rPr>
+          <w:rFonts w:ascii="Times New Roman" w:eastAsia="Times New Roman" w:hAnsi="Times New Roman" w:cs="Times New Roman"/>
+          <w:b/>
+          <w:bCs/>
+          <w:sz w:val="27"/>
+          <w:szCs w:val="27"/>
+          <w:lang w:eastAsia="pt-BR"/>
+        </w:rPr>
+        <w:t>5. ESPECIFICAÇÕES TÉCNICAS E ARQUITETURA</w:t>
+      </w:r>
     </w:p>
     <w:p>
       <w:pPr>
-        <w:pStyle w:val="PargrafodaLista"/>
         <w:numPr>
-          <w:ilvl w:val="1"/>
-          <w:numId w:val="2"/>
+          <w:ilvl w:val="0"/>
+          <w:numId w:val="9"/>
         </w:numPr>
-        <w:jc w:val="both"/>
-        <w:rPr>
-          <w:rFonts w:ascii="Arial" w:hAnsi="Arial" w:cs="Arial"/>
-        </w:rPr>
-      </w:pPr>
-      <w:r>
-        <w:rPr>
-          <w:rFonts w:ascii="Arial" w:hAnsi="Arial" w:cs="Arial"/>
-        </w:rPr>
-        <w:t xml:space="preserve">Primeiro combate – O primeiro combate será apresentado no tutorial, apresentando os comandos de combate, no primeiro combate será </w:t>
-      </w:r>
-      <w:r>
-        <w:rPr>
-          <w:rFonts w:ascii="Arial" w:hAnsi="Arial" w:cs="Arial"/>
-        </w:rPr>
-        <w:lastRenderedPageBreak/>
-        <w:t>apresentado um inimigo base do jogo, onde aparecerá muito durante o jogo.</w:t>
+        <w:spacing w:before="100" w:beforeAutospacing="1" w:after="100" w:afterAutospacing="1" w:line="240" w:lineRule="auto"/>
+        <w:rPr>
+          <w:rFonts w:ascii="Times New Roman" w:eastAsia="Times New Roman" w:hAnsi="Times New Roman" w:cs="Times New Roman"/>
+          <w:sz w:val="24"/>
+          <w:szCs w:val="24"/>
+          <w:lang w:eastAsia="pt-BR"/>
+        </w:rPr>
+      </w:pPr>
+      <w:proofErr w:type="spellStart"/>
+      <w:r>
+        <w:rPr>
+          <w:rFonts w:ascii="Times New Roman" w:eastAsia="Times New Roman" w:hAnsi="Times New Roman" w:cs="Times New Roman"/>
+          <w:b/>
+          <w:bCs/>
+          <w:sz w:val="24"/>
+          <w:szCs w:val="24"/>
+          <w:lang w:eastAsia="pt-BR"/>
+        </w:rPr>
+        <w:t>Engine</w:t>
+      </w:r>
+      <w:proofErr w:type="spellEnd"/>
+      <w:r>
+        <w:rPr>
+          <w:rFonts w:ascii="Times New Roman" w:eastAsia="Times New Roman" w:hAnsi="Times New Roman" w:cs="Times New Roman"/>
+          <w:b/>
+          <w:bCs/>
+          <w:sz w:val="24"/>
+          <w:szCs w:val="24"/>
+          <w:lang w:eastAsia="pt-BR"/>
+        </w:rPr>
+        <w:t>:</w:t>
+      </w:r>
+      <w:r>
+        <w:rPr>
+          <w:rFonts w:ascii="Times New Roman" w:eastAsia="Times New Roman" w:hAnsi="Times New Roman" w:cs="Times New Roman"/>
+          <w:sz w:val="24"/>
+          <w:szCs w:val="24"/>
+          <w:lang w:eastAsia="pt-BR"/>
+        </w:rPr>
+        <w:t xml:space="preserve"> Unity (Versão LTS estável).</w:t>
       </w:r>
     </w:p>
     <w:p>
       <w:pPr>
-        <w:pStyle w:val="PargrafodaLista"/>
-        <w:rPr>
-          <w:rFonts w:ascii="Arial" w:hAnsi="Arial" w:cs="Arial"/>
-        </w:rPr>
-      </w:pPr>
+        <w:numPr>
+          <w:ilvl w:val="0"/>
+          <w:numId w:val="9"/>
+        </w:numPr>
+        <w:spacing w:before="100" w:beforeAutospacing="1" w:after="100" w:afterAutospacing="1" w:line="240" w:lineRule="auto"/>
+        <w:rPr>
+          <w:rFonts w:ascii="Times New Roman" w:eastAsia="Times New Roman" w:hAnsi="Times New Roman" w:cs="Times New Roman"/>
+          <w:sz w:val="24"/>
+          <w:szCs w:val="24"/>
+          <w:lang w:eastAsia="pt-BR"/>
+        </w:rPr>
+      </w:pPr>
+      <w:r>
+        <w:rPr>
+          <w:rFonts w:ascii="Times New Roman" w:eastAsia="Times New Roman" w:hAnsi="Times New Roman" w:cs="Times New Roman"/>
+          <w:b/>
+          <w:bCs/>
+          <w:sz w:val="24"/>
+          <w:szCs w:val="24"/>
+          <w:lang w:eastAsia="pt-BR"/>
+        </w:rPr>
+        <w:t>Pipeline de Renderização:</w:t>
+      </w:r>
+      <w:r>
+        <w:rPr>
+          <w:rFonts w:ascii="Times New Roman" w:eastAsia="Times New Roman" w:hAnsi="Times New Roman" w:cs="Times New Roman"/>
+          <w:sz w:val="24"/>
+          <w:szCs w:val="24"/>
+          <w:lang w:eastAsia="pt-BR"/>
+        </w:rPr>
+        <w:t xml:space="preserve"> Universal Render Pipeline (URP), garantindo efeitos visuais de água e </w:t>
+      </w:r>
+      <w:proofErr w:type="spellStart"/>
+      <w:r>
+        <w:rPr>
+          <w:rFonts w:ascii="Times New Roman" w:eastAsia="Times New Roman" w:hAnsi="Times New Roman" w:cs="Times New Roman"/>
+          <w:sz w:val="24"/>
+          <w:szCs w:val="24"/>
+          <w:lang w:eastAsia="pt-BR"/>
+        </w:rPr>
+        <w:t>Shaders</w:t>
+      </w:r>
+      <w:proofErr w:type="spellEnd"/>
+      <w:r>
+        <w:rPr>
+          <w:rFonts w:ascii="Times New Roman" w:eastAsia="Times New Roman" w:hAnsi="Times New Roman" w:cs="Times New Roman"/>
+          <w:sz w:val="24"/>
+          <w:szCs w:val="24"/>
+          <w:lang w:eastAsia="pt-BR"/>
+        </w:rPr>
+        <w:t xml:space="preserve"> de pós-processamento altamente otimizados para rodar tanto em computadores modestos quanto em plataformas </w:t>
+      </w:r>
+      <w:proofErr w:type="spellStart"/>
+      <w:r>
+        <w:rPr>
+          <w:rFonts w:ascii="Times New Roman" w:eastAsia="Times New Roman" w:hAnsi="Times New Roman" w:cs="Times New Roman"/>
+          <w:sz w:val="24"/>
+          <w:szCs w:val="24"/>
+          <w:lang w:eastAsia="pt-BR"/>
+        </w:rPr>
+        <w:t>WebGL</w:t>
+      </w:r>
+      <w:proofErr w:type="spellEnd"/>
+      <w:r>
+        <w:rPr>
+          <w:rFonts w:ascii="Times New Roman" w:eastAsia="Times New Roman" w:hAnsi="Times New Roman" w:cs="Times New Roman"/>
+          <w:sz w:val="24"/>
+          <w:szCs w:val="24"/>
+          <w:lang w:eastAsia="pt-BR"/>
+        </w:rPr>
+        <w:t>.</w:t>
+      </w:r>
     </w:p>
     <w:p>
       <w:pPr>
-        <w:pStyle w:val="PargrafodaLista"/>
         <w:numPr>
-          <w:ilvl w:val="1"/>
-          <w:numId w:val="2"/>
+          <w:ilvl w:val="0"/>
+          <w:numId w:val="9"/>
         </w:numPr>
-        <w:jc w:val="both"/>
-        <w:rPr>
-          <w:rFonts w:ascii="Arial" w:hAnsi="Arial" w:cs="Arial"/>
-        </w:rPr>
-      </w:pPr>
-      <w:r>
-        <w:rPr>
-          <w:rFonts w:ascii="Arial" w:hAnsi="Arial" w:cs="Arial"/>
-        </w:rPr>
-        <w:t xml:space="preserve">Progressão e exploração – A progressão do jogo funcionara com um sistema de níveis, experiência e melhorias, certas missões terá uma recomendação de nível para a realização, a cada nível alcançado pelo </w:t>
-      </w:r>
-      <w:r>
-        <w:rPr>
-          <w:rFonts w:ascii="Arial" w:hAnsi="Arial" w:cs="Arial"/>
-        </w:rPr>
-        <w:t>jogador, os atributos do navio aumentará. O jogador poderá aumentar ainda mais esses atributos fazendo melhorias em seu barco utilizando moedas coletadas durante a jornada.</w:t>
+        <w:spacing w:before="100" w:beforeAutospacing="1" w:after="100" w:afterAutospacing="1" w:line="240" w:lineRule="auto"/>
+        <w:rPr>
+          <w:rFonts w:ascii="Times New Roman" w:eastAsia="Times New Roman" w:hAnsi="Times New Roman" w:cs="Times New Roman"/>
+          <w:sz w:val="24"/>
+          <w:szCs w:val="24"/>
+          <w:lang w:eastAsia="pt-BR"/>
+        </w:rPr>
+      </w:pPr>
+      <w:r>
+        <w:rPr>
+          <w:rFonts w:ascii="Times New Roman" w:eastAsia="Times New Roman" w:hAnsi="Times New Roman" w:cs="Times New Roman"/>
+          <w:b/>
+          <w:bCs/>
+          <w:sz w:val="24"/>
+          <w:szCs w:val="24"/>
+          <w:lang w:eastAsia="pt-BR"/>
+        </w:rPr>
+        <w:t xml:space="preserve">Otimização de </w:t>
+      </w:r>
+      <w:proofErr w:type="spellStart"/>
+      <w:r>
+        <w:rPr>
+          <w:rFonts w:ascii="Times New Roman" w:eastAsia="Times New Roman" w:hAnsi="Times New Roman" w:cs="Times New Roman"/>
+          <w:b/>
+          <w:bCs/>
+          <w:sz w:val="24"/>
+          <w:szCs w:val="24"/>
+          <w:lang w:eastAsia="pt-BR"/>
+        </w:rPr>
+        <w:t>Assets</w:t>
+      </w:r>
+      <w:proofErr w:type="spellEnd"/>
+      <w:r>
+        <w:rPr>
+          <w:rFonts w:ascii="Times New Roman" w:eastAsia="Times New Roman" w:hAnsi="Times New Roman" w:cs="Times New Roman"/>
+          <w:b/>
+          <w:bCs/>
+          <w:sz w:val="24"/>
+          <w:szCs w:val="24"/>
+          <w:lang w:eastAsia="pt-BR"/>
+        </w:rPr>
+        <w:t>:</w:t>
+      </w:r>
+      <w:r>
+        <w:rPr>
+          <w:rFonts w:ascii="Times New Roman" w:eastAsia="Times New Roman" w:hAnsi="Times New Roman" w:cs="Times New Roman"/>
+          <w:sz w:val="24"/>
+          <w:szCs w:val="24"/>
+          <w:lang w:eastAsia="pt-BR"/>
+        </w:rPr>
+        <w:t xml:space="preserve"> Modelos 3D de navios de baixo polígono (</w:t>
+      </w:r>
+      <w:proofErr w:type="spellStart"/>
+      <w:r>
+        <w:rPr>
+          <w:rFonts w:ascii="Times New Roman" w:eastAsia="Times New Roman" w:hAnsi="Times New Roman" w:cs="Times New Roman"/>
+          <w:sz w:val="24"/>
+          <w:szCs w:val="24"/>
+          <w:lang w:eastAsia="pt-BR"/>
+        </w:rPr>
+        <w:t>Low</w:t>
+      </w:r>
+      <w:proofErr w:type="spellEnd"/>
+      <w:r>
+        <w:rPr>
+          <w:rFonts w:ascii="Times New Roman" w:eastAsia="Times New Roman" w:hAnsi="Times New Roman" w:cs="Times New Roman"/>
+          <w:sz w:val="24"/>
+          <w:szCs w:val="24"/>
+          <w:lang w:eastAsia="pt-BR"/>
+        </w:rPr>
+        <w:t xml:space="preserve">-Poly) com texturas compactadas e reutilização de malhas via </w:t>
+      </w:r>
+      <w:proofErr w:type="spellStart"/>
+      <w:r>
+        <w:rPr>
+          <w:rFonts w:ascii="Times New Roman" w:eastAsia="Times New Roman" w:hAnsi="Times New Roman" w:cs="Times New Roman"/>
+          <w:sz w:val="24"/>
+          <w:szCs w:val="24"/>
+          <w:lang w:eastAsia="pt-BR"/>
+        </w:rPr>
+        <w:t>instanciamento</w:t>
+      </w:r>
+      <w:proofErr w:type="spellEnd"/>
+      <w:r>
+        <w:rPr>
+          <w:rFonts w:ascii="Times New Roman" w:eastAsia="Times New Roman" w:hAnsi="Times New Roman" w:cs="Times New Roman"/>
+          <w:sz w:val="24"/>
+          <w:szCs w:val="24"/>
+          <w:lang w:eastAsia="pt-BR"/>
+        </w:rPr>
+        <w:t xml:space="preserve"> para manter a taxa de quadros (FPS) estável durante combates com múltiplos navios.</w:t>
       </w:r>
     </w:p>
     <w:p>
       <w:pPr>
-        <w:pStyle w:val="PargrafodaLista"/>
-        <w:rPr>
-          <w:rFonts w:ascii="Arial" w:hAnsi="Arial" w:cs="Arial"/>
-        </w:rPr>
-      </w:pPr>
-    </w:p>
-    <w:p>
-      <w:pPr>
-        <w:pStyle w:val="PargrafodaLista"/>
         <w:numPr>
-          <w:ilvl w:val="1"/>
-          <w:numId w:val="2"/>
+          <w:ilvl w:val="0"/>
+          <w:numId w:val="9"/>
         </w:numPr>
-        <w:jc w:val="both"/>
-        <w:rPr>
-          <w:rFonts w:ascii="Arial" w:hAnsi="Arial" w:cs="Arial"/>
-        </w:rPr>
-      </w:pPr>
-      <w:r>
-        <w:rPr>
-          <w:rFonts w:ascii="Arial" w:hAnsi="Arial" w:cs="Arial"/>
-        </w:rPr>
-        <w:t>Chefes e eventos especiais – Os chefes consiste em embarcações um tanto maiores que a do jogador. Os chefes sempre terão atributos levemente maiores que os do jogador assim forçando o player a formar uma estratégia para conte-lo. Na jornada do jogador ocorrerá eventos especiais como navio fantasma e eventos passageiros com criaturas da cultura popular.</w:t>
-      </w:r>
-    </w:p>
-    <w:p>
-      <w:pPr>
-        <w:pStyle w:val="PargrafodaLista"/>
-        <w:rPr>
-          <w:rFonts w:ascii="Arial" w:hAnsi="Arial" w:cs="Arial"/>
-        </w:rPr>
-      </w:pPr>
-    </w:p>
-    <w:p>
-      <w:pPr>
-        <w:pStyle w:val="PargrafodaLista"/>
-        <w:numPr>
-          <w:ilvl w:val="1"/>
-          <w:numId w:val="2"/>
-        </w:numPr>
-        <w:jc w:val="both"/>
-        <w:rPr>
-          <w:rFonts w:ascii="Arial" w:hAnsi="Arial" w:cs="Arial"/>
-        </w:rPr>
-      </w:pPr>
-      <w:r>
-        <w:rPr>
-          <w:rFonts w:ascii="Arial" w:hAnsi="Arial" w:cs="Arial"/>
-        </w:rPr>
-        <w:t xml:space="preserve">Conclusão da campanha </w:t>
-      </w:r>
-      <w:r>
-        <w:rPr>
-          <w:rFonts w:ascii="Arial" w:hAnsi="Arial" w:cs="Arial"/>
-        </w:rPr>
-        <w:t>–</w:t>
-      </w:r>
-      <w:r>
-        <w:rPr>
-          <w:rFonts w:ascii="Arial" w:hAnsi="Arial" w:cs="Arial"/>
-        </w:rPr>
-        <w:t xml:space="preserve"> </w:t>
-      </w:r>
-      <w:r>
-        <w:rPr>
-          <w:rFonts w:ascii="Arial" w:hAnsi="Arial" w:cs="Arial"/>
-        </w:rPr>
-        <w:t>Na conclusão da jornada o jogador desbloqueia o restante da história e o jogador conquista os atributos máximos do jogo.</w:t>
-      </w:r>
-    </w:p>
-    <w:p>
-      <w:pPr>
-        <w:pStyle w:val="PargrafodaLista"/>
-        <w:ind w:left="1440"/>
-        <w:jc w:val="both"/>
-        <w:rPr>
-          <w:rFonts w:ascii="Arial" w:hAnsi="Arial" w:cs="Arial"/>
-        </w:rPr>
-      </w:pPr>
-    </w:p>
-    <w:p>
-      <w:pPr>
-        <w:pStyle w:val="PargrafodaLista"/>
-        <w:rPr>
-          <w:rFonts w:ascii="Arial" w:hAnsi="Arial" w:cs="Arial"/>
-        </w:rPr>
-      </w:pPr>
+        <w:spacing w:before="100" w:beforeAutospacing="1" w:after="100" w:afterAutospacing="1" w:line="240" w:lineRule="auto"/>
+        <w:rPr>
+          <w:rFonts w:ascii="Times New Roman" w:eastAsia="Times New Roman" w:hAnsi="Times New Roman" w:cs="Times New Roman"/>
+          <w:sz w:val="24"/>
+          <w:szCs w:val="24"/>
+          <w:lang w:eastAsia="pt-BR"/>
+        </w:rPr>
+      </w:pPr>
+      <w:r>
+        <w:rPr>
+          <w:rFonts w:ascii="Times New Roman" w:eastAsia="Times New Roman" w:hAnsi="Times New Roman" w:cs="Times New Roman"/>
+          <w:b/>
+          <w:bCs/>
+          <w:sz w:val="24"/>
+          <w:szCs w:val="24"/>
+          <w:lang w:eastAsia="pt-BR"/>
+        </w:rPr>
+        <w:t>Arquitetura de Código:</w:t>
+      </w:r>
+      <w:r>
+        <w:rPr>
+          <w:rFonts w:ascii="Times New Roman" w:eastAsia="Times New Roman" w:hAnsi="Times New Roman" w:cs="Times New Roman"/>
+          <w:sz w:val="24"/>
+          <w:szCs w:val="24"/>
+          <w:lang w:eastAsia="pt-BR"/>
+        </w:rPr>
+        <w:t xml:space="preserve"> Scripts modulares em C# divididos por responsabilidade (</w:t>
+      </w:r>
+      <w:proofErr w:type="spellStart"/>
+      <w:r>
+        <w:rPr>
+          <w:rFonts w:ascii="Times New Roman" w:eastAsia="Times New Roman" w:hAnsi="Times New Roman" w:cs="Times New Roman"/>
+          <w:sz w:val="24"/>
+          <w:szCs w:val="24"/>
+          <w:lang w:eastAsia="pt-BR"/>
+        </w:rPr>
+        <w:t>Ex</w:t>
+      </w:r>
+      <w:proofErr w:type="spellEnd"/>
+      <w:r>
+        <w:rPr>
+          <w:rFonts w:ascii="Times New Roman" w:eastAsia="Times New Roman" w:hAnsi="Times New Roman" w:cs="Times New Roman"/>
+          <w:sz w:val="24"/>
+          <w:szCs w:val="24"/>
+          <w:lang w:eastAsia="pt-BR"/>
+        </w:rPr>
+        <w:t xml:space="preserve">: </w:t>
+      </w:r>
+      <w:proofErr w:type="spellStart"/>
+      <w:r>
+        <w:rPr>
+          <w:rFonts w:ascii="Courier New" w:eastAsia="Times New Roman" w:hAnsi="Courier New" w:cs="Courier New"/>
+          <w:sz w:val="20"/>
+          <w:szCs w:val="20"/>
+          <w:lang w:eastAsia="pt-BR"/>
+        </w:rPr>
+        <w:t>GerenciadorDeCenas</w:t>
+      </w:r>
+      <w:proofErr w:type="spellEnd"/>
+      <w:r>
+        <w:rPr>
+          <w:rFonts w:ascii="Times New Roman" w:eastAsia="Times New Roman" w:hAnsi="Times New Roman" w:cs="Times New Roman"/>
+          <w:sz w:val="24"/>
+          <w:szCs w:val="24"/>
+          <w:lang w:eastAsia="pt-BR"/>
+        </w:rPr>
+        <w:t xml:space="preserve">, </w:t>
+      </w:r>
+      <w:proofErr w:type="spellStart"/>
+      <w:r>
+        <w:rPr>
+          <w:rFonts w:ascii="Courier New" w:eastAsia="Times New Roman" w:hAnsi="Courier New" w:cs="Courier New"/>
+          <w:sz w:val="20"/>
+          <w:szCs w:val="20"/>
+          <w:lang w:eastAsia="pt-BR"/>
+        </w:rPr>
+        <w:t>InimigoAI</w:t>
+      </w:r>
+      <w:proofErr w:type="spellEnd"/>
+      <w:r>
+        <w:rPr>
+          <w:rFonts w:ascii="Times New Roman" w:eastAsia="Times New Roman" w:hAnsi="Times New Roman" w:cs="Times New Roman"/>
+          <w:sz w:val="24"/>
+          <w:szCs w:val="24"/>
+          <w:lang w:eastAsia="pt-BR"/>
+        </w:rPr>
+        <w:t xml:space="preserve">, </w:t>
+      </w:r>
+      <w:proofErr w:type="spellStart"/>
+      <w:r>
+        <w:rPr>
+          <w:rFonts w:ascii="Courier New" w:eastAsia="Times New Roman" w:hAnsi="Courier New" w:cs="Courier New"/>
+          <w:sz w:val="20"/>
+          <w:szCs w:val="20"/>
+          <w:lang w:eastAsia="pt-BR"/>
+        </w:rPr>
+        <w:t>ControleDeCanhao</w:t>
+      </w:r>
+      <w:proofErr w:type="spellEnd"/>
+      <w:r>
+        <w:rPr>
+          <w:rFonts w:ascii="Times New Roman" w:eastAsia="Times New Roman" w:hAnsi="Times New Roman" w:cs="Times New Roman"/>
+          <w:sz w:val="24"/>
+          <w:szCs w:val="24"/>
+          <w:lang w:eastAsia="pt-BR"/>
+        </w:rPr>
+        <w:t xml:space="preserve">, </w:t>
+      </w:r>
+      <w:proofErr w:type="spellStart"/>
+      <w:r>
+        <w:rPr>
+          <w:rFonts w:ascii="Courier New" w:eastAsia="Times New Roman" w:hAnsi="Courier New" w:cs="Courier New"/>
+          <w:sz w:val="20"/>
+          <w:szCs w:val="20"/>
+          <w:lang w:eastAsia="pt-BR"/>
+        </w:rPr>
+        <w:t>BarraDeVidaUI</w:t>
+      </w:r>
+      <w:proofErr w:type="spellEnd"/>
+      <w:r>
+        <w:rPr>
+          <w:rFonts w:ascii="Times New Roman" w:eastAsia="Times New Roman" w:hAnsi="Times New Roman" w:cs="Times New Roman"/>
+          <w:sz w:val="24"/>
+          <w:szCs w:val="24"/>
+          <w:lang w:eastAsia="pt-BR"/>
+        </w:rPr>
+        <w:t>).</w:t>
+      </w:r>
     </w:p>
     <w:p>
       <w:pPr>
@@ -572,8 +1911,870 @@
 </file>
 
 <file path=word/numbering.xml><?xml version="1.0" encoding="utf-8"?>
-<w:numbering xmlns:wpc="http://schemas.microsoft.com/office/word/2010/wordprocessingCanvas" xmlns:cx="http://schemas.microsoft.com/office/drawing/2014/chartex" xmlns:cx1="http://schemas.microsoft.com/office/drawing/2015/9/8/chartex" xmlns:mc="http://schemas.openxmlformats.org/markup-compatibility/2006" xmlns:o="urn:schemas-microsoft-com:office:office" xmlns:r="http://schemas.openxmlformats.org/officeDocument/2006/relationships" xmlns:m="http://schemas.openxmlformats.org/officeDocument/2006/math" xmlns:v="urn:schemas-microsoft-com:vml" xmlns:wp14="http://schemas.microsoft.com/office/word/2010/wordprocessingDrawing" xmlns:wp="http://schemas.openxmlformats.org/drawingml/2006/wordprocessingDrawing" xmlns:w10="urn:schemas-microsoft-com:office:word" xmlns:w="http://schemas.openxmlformats.org/wordprocessingml/2006/main" xmlns:w14="http://schemas.microsoft.com/office/word/2010/wordml" xmlns:w15="http://schemas.microsoft.com/office/word/2012/wordml" xmlns:w16se="http://schemas.microsoft.com/office/word/2015/wordml/symex" xmlns:wpg="http://schemas.microsoft.com/office/word/2010/wordprocessingGroup" xmlns:wpi="http://schemas.microsoft.com/office/word/2010/wordprocessingInk" xmlns:wne="http://schemas.microsoft.com/office/word/2006/wordml" xmlns:wps="http://schemas.microsoft.com/office/word/2010/wordprocessingShape" mc:Ignorable="w14 w15 w16se wp14">
+<w:numbering xmlns:wpc="http://schemas.microsoft.com/office/word/2010/wordprocessingCanvas" xmlns:cx="http://schemas.microsoft.com/office/drawing/2014/chartex" xmlns:cx1="http://schemas.microsoft.com/office/drawing/2015/9/8/chartex" xmlns:cx2="http://schemas.microsoft.com/office/drawing/2015/10/21/chartex" xmlns:cx3="http://schemas.microsoft.com/office/drawing/2016/5/9/chartex" xmlns:cx4="http://schemas.microsoft.com/office/drawing/2016/5/10/chartex" xmlns:cx5="http://schemas.microsoft.com/office/drawing/2016/5/11/chartex" xmlns:cx6="http://schemas.microsoft.com/office/drawing/2016/5/12/chartex" xmlns:cx7="http://schemas.microsoft.com/office/drawing/2016/5/13/chartex" xmlns:cx8="http://schemas.microsoft.com/office/drawing/2016/5/14/chartex" xmlns:mc="http://schemas.openxmlformats.org/markup-compatibility/2006" xmlns:aink="http://schemas.microsoft.com/office/drawing/2016/ink" xmlns:am3d="http://schemas.microsoft.com/office/drawing/2017/model3d" xmlns:o="urn:schemas-microsoft-com:office:office" xmlns:r="http://schemas.openxmlformats.org/officeDocument/2006/relationships" xmlns:m="http://schemas.openxmlformats.org/officeDocument/2006/math" xmlns:v="urn:schemas-microsoft-com:vml" xmlns:wp14="http://schemas.microsoft.com/office/word/2010/wordprocessingDrawing" xmlns:wp="http://schemas.openxmlformats.org/drawingml/2006/wordprocessingDrawing" xmlns:w10="urn:schemas-microsoft-com:office:word" xmlns:w="http://schemas.openxmlformats.org/wordprocessingml/2006/main" xmlns:w14="http://schemas.microsoft.com/office/word/2010/wordml" xmlns:w15="http://schemas.microsoft.com/office/word/2012/wordml" xmlns:w16cex="http://schemas.microsoft.com/office/word/2018/wordml/cex" xmlns:w16cid="http://schemas.microsoft.com/office/word/2016/wordml/cid" xmlns:w16="http://schemas.microsoft.com/office/word/2018/wordml" xmlns:w16sdtdh="http://schemas.microsoft.com/office/word/2020/wordml/sdtdatahash" xmlns:w16se="http://schemas.microsoft.com/office/word/2015/wordml/symex" xmlns:wpg="http://schemas.microsoft.com/office/word/2010/wordprocessingGroup" xmlns:wpi="http://schemas.microsoft.com/office/word/2010/wordprocessingInk" xmlns:wne="http://schemas.microsoft.com/office/word/2006/wordml" xmlns:wps="http://schemas.microsoft.com/office/word/2010/wordprocessingShape" mc:Ignorable="w14 w15 w16se w16cid w16 w16cex w16sdtdh wp14">
   <w:abstractNum w:abstractNumId="0" w15:restartNumberingAfterBreak="0">
+    <w:nsid w:val="04960C14"/>
+    <w:multiLevelType w:val="multilevel"/>
+    <w:tmpl w:val="21842196"/>
+    <w:lvl w:ilvl="0">
+      <w:start w:val="1"/>
+      <w:numFmt w:val="bullet"/>
+      <w:lvlText w:val=""/>
+      <w:lvlJc w:val="left"/>
+      <w:pPr>
+        <w:tabs>
+          <w:tab w:val="num" w:pos="720"/>
+        </w:tabs>
+        <w:ind w:left="720" w:hanging="360"/>
+      </w:pPr>
+      <w:rPr>
+        <w:rFonts w:ascii="Symbol" w:hAnsi="Symbol" w:hint="default"/>
+        <w:sz w:val="20"/>
+      </w:rPr>
+    </w:lvl>
+    <w:lvl w:ilvl="1" w:tentative="1">
+      <w:start w:val="1"/>
+      <w:numFmt w:val="bullet"/>
+      <w:lvlText w:val="o"/>
+      <w:lvlJc w:val="left"/>
+      <w:pPr>
+        <w:tabs>
+          <w:tab w:val="num" w:pos="1440"/>
+        </w:tabs>
+        <w:ind w:left="1440" w:hanging="360"/>
+      </w:pPr>
+      <w:rPr>
+        <w:rFonts w:ascii="Courier New" w:hAnsi="Courier New" w:hint="default"/>
+        <w:sz w:val="20"/>
+      </w:rPr>
+    </w:lvl>
+    <w:lvl w:ilvl="2" w:tentative="1">
+      <w:start w:val="1"/>
+      <w:numFmt w:val="bullet"/>
+      <w:lvlText w:val=""/>
+      <w:lvlJc w:val="left"/>
+      <w:pPr>
+        <w:tabs>
+          <w:tab w:val="num" w:pos="2160"/>
+        </w:tabs>
+        <w:ind w:left="2160" w:hanging="360"/>
+      </w:pPr>
+      <w:rPr>
+        <w:rFonts w:ascii="Wingdings" w:hAnsi="Wingdings" w:hint="default"/>
+        <w:sz w:val="20"/>
+      </w:rPr>
+    </w:lvl>
+    <w:lvl w:ilvl="3" w:tentative="1">
+      <w:start w:val="1"/>
+      <w:numFmt w:val="bullet"/>
+      <w:lvlText w:val=""/>
+      <w:lvlJc w:val="left"/>
+      <w:pPr>
+        <w:tabs>
+          <w:tab w:val="num" w:pos="2880"/>
+        </w:tabs>
+        <w:ind w:left="2880" w:hanging="360"/>
+      </w:pPr>
+      <w:rPr>
+        <w:rFonts w:ascii="Wingdings" w:hAnsi="Wingdings" w:hint="default"/>
+        <w:sz w:val="20"/>
+      </w:rPr>
+    </w:lvl>
+    <w:lvl w:ilvl="4" w:tentative="1">
+      <w:start w:val="1"/>
+      <w:numFmt w:val="bullet"/>
+      <w:lvlText w:val=""/>
+      <w:lvlJc w:val="left"/>
+      <w:pPr>
+        <w:tabs>
+          <w:tab w:val="num" w:pos="3600"/>
+        </w:tabs>
+        <w:ind w:left="3600" w:hanging="360"/>
+      </w:pPr>
+      <w:rPr>
+        <w:rFonts w:ascii="Wingdings" w:hAnsi="Wingdings" w:hint="default"/>
+        <w:sz w:val="20"/>
+      </w:rPr>
+    </w:lvl>
+    <w:lvl w:ilvl="5" w:tentative="1">
+      <w:start w:val="1"/>
+      <w:numFmt w:val="bullet"/>
+      <w:lvlText w:val=""/>
+      <w:lvlJc w:val="left"/>
+      <w:pPr>
+        <w:tabs>
+          <w:tab w:val="num" w:pos="4320"/>
+        </w:tabs>
+        <w:ind w:left="4320" w:hanging="360"/>
+      </w:pPr>
+      <w:rPr>
+        <w:rFonts w:ascii="Wingdings" w:hAnsi="Wingdings" w:hint="default"/>
+        <w:sz w:val="20"/>
+      </w:rPr>
+    </w:lvl>
+    <w:lvl w:ilvl="6" w:tentative="1">
+      <w:start w:val="1"/>
+      <w:numFmt w:val="bullet"/>
+      <w:lvlText w:val=""/>
+      <w:lvlJc w:val="left"/>
+      <w:pPr>
+        <w:tabs>
+          <w:tab w:val="num" w:pos="5040"/>
+        </w:tabs>
+        <w:ind w:left="5040" w:hanging="360"/>
+      </w:pPr>
+      <w:rPr>
+        <w:rFonts w:ascii="Wingdings" w:hAnsi="Wingdings" w:hint="default"/>
+        <w:sz w:val="20"/>
+      </w:rPr>
+    </w:lvl>
+    <w:lvl w:ilvl="7" w:tentative="1">
+      <w:start w:val="1"/>
+      <w:numFmt w:val="bullet"/>
+      <w:lvlText w:val=""/>
+      <w:lvlJc w:val="left"/>
+      <w:pPr>
+        <w:tabs>
+          <w:tab w:val="num" w:pos="5760"/>
+        </w:tabs>
+        <w:ind w:left="5760" w:hanging="360"/>
+      </w:pPr>
+      <w:rPr>
+        <w:rFonts w:ascii="Wingdings" w:hAnsi="Wingdings" w:hint="default"/>
+        <w:sz w:val="20"/>
+      </w:rPr>
+    </w:lvl>
+    <w:lvl w:ilvl="8" w:tentative="1">
+      <w:start w:val="1"/>
+      <w:numFmt w:val="bullet"/>
+      <w:lvlText w:val=""/>
+      <w:lvlJc w:val="left"/>
+      <w:pPr>
+        <w:tabs>
+          <w:tab w:val="num" w:pos="6480"/>
+        </w:tabs>
+        <w:ind w:left="6480" w:hanging="360"/>
+      </w:pPr>
+      <w:rPr>
+        <w:rFonts w:ascii="Wingdings" w:hAnsi="Wingdings" w:hint="default"/>
+        <w:sz w:val="20"/>
+      </w:rPr>
+    </w:lvl>
+  </w:abstractNum>
+  <w:abstractNum w:abstractNumId="1" w15:restartNumberingAfterBreak="0">
+    <w:nsid w:val="0D52386D"/>
+    <w:multiLevelType w:val="multilevel"/>
+    <w:tmpl w:val="D5361ECC"/>
+    <w:lvl w:ilvl="0">
+      <w:start w:val="1"/>
+      <w:numFmt w:val="decimal"/>
+      <w:lvlText w:val="%1."/>
+      <w:lvlJc w:val="left"/>
+      <w:pPr>
+        <w:tabs>
+          <w:tab w:val="num" w:pos="720"/>
+        </w:tabs>
+        <w:ind w:left="720" w:hanging="360"/>
+      </w:pPr>
+    </w:lvl>
+    <w:lvl w:ilvl="1">
+      <w:start w:val="1"/>
+      <w:numFmt w:val="bullet"/>
+      <w:lvlText w:val="o"/>
+      <w:lvlJc w:val="left"/>
+      <w:pPr>
+        <w:tabs>
+          <w:tab w:val="num" w:pos="1440"/>
+        </w:tabs>
+        <w:ind w:left="1440" w:hanging="360"/>
+      </w:pPr>
+      <w:rPr>
+        <w:rFonts w:ascii="Courier New" w:hAnsi="Courier New" w:hint="default"/>
+        <w:sz w:val="20"/>
+      </w:rPr>
+    </w:lvl>
+    <w:lvl w:ilvl="2" w:tentative="1">
+      <w:start w:val="1"/>
+      <w:numFmt w:val="decimal"/>
+      <w:lvlText w:val="%3."/>
+      <w:lvlJc w:val="left"/>
+      <w:pPr>
+        <w:tabs>
+          <w:tab w:val="num" w:pos="2160"/>
+        </w:tabs>
+        <w:ind w:left="2160" w:hanging="360"/>
+      </w:pPr>
+    </w:lvl>
+    <w:lvl w:ilvl="3" w:tentative="1">
+      <w:start w:val="1"/>
+      <w:numFmt w:val="decimal"/>
+      <w:lvlText w:val="%4."/>
+      <w:lvlJc w:val="left"/>
+      <w:pPr>
+        <w:tabs>
+          <w:tab w:val="num" w:pos="2880"/>
+        </w:tabs>
+        <w:ind w:left="2880" w:hanging="360"/>
+      </w:pPr>
+    </w:lvl>
+    <w:lvl w:ilvl="4" w:tentative="1">
+      <w:start w:val="1"/>
+      <w:numFmt w:val="decimal"/>
+      <w:lvlText w:val="%5."/>
+      <w:lvlJc w:val="left"/>
+      <w:pPr>
+        <w:tabs>
+          <w:tab w:val="num" w:pos="3600"/>
+        </w:tabs>
+        <w:ind w:left="3600" w:hanging="360"/>
+      </w:pPr>
+    </w:lvl>
+    <w:lvl w:ilvl="5" w:tentative="1">
+      <w:start w:val="1"/>
+      <w:numFmt w:val="decimal"/>
+      <w:lvlText w:val="%6."/>
+      <w:lvlJc w:val="left"/>
+      <w:pPr>
+        <w:tabs>
+          <w:tab w:val="num" w:pos="4320"/>
+        </w:tabs>
+        <w:ind w:left="4320" w:hanging="360"/>
+      </w:pPr>
+    </w:lvl>
+    <w:lvl w:ilvl="6" w:tentative="1">
+      <w:start w:val="1"/>
+      <w:numFmt w:val="decimal"/>
+      <w:lvlText w:val="%7."/>
+      <w:lvlJc w:val="left"/>
+      <w:pPr>
+        <w:tabs>
+          <w:tab w:val="num" w:pos="5040"/>
+        </w:tabs>
+        <w:ind w:left="5040" w:hanging="360"/>
+      </w:pPr>
+    </w:lvl>
+    <w:lvl w:ilvl="7" w:tentative="1">
+      <w:start w:val="1"/>
+      <w:numFmt w:val="decimal"/>
+      <w:lvlText w:val="%8."/>
+      <w:lvlJc w:val="left"/>
+      <w:pPr>
+        <w:tabs>
+          <w:tab w:val="num" w:pos="5760"/>
+        </w:tabs>
+        <w:ind w:left="5760" w:hanging="360"/>
+      </w:pPr>
+    </w:lvl>
+    <w:lvl w:ilvl="8" w:tentative="1">
+      <w:start w:val="1"/>
+      <w:numFmt w:val="decimal"/>
+      <w:lvlText w:val="%9."/>
+      <w:lvlJc w:val="left"/>
+      <w:pPr>
+        <w:tabs>
+          <w:tab w:val="num" w:pos="6480"/>
+        </w:tabs>
+        <w:ind w:left="6480" w:hanging="360"/>
+      </w:pPr>
+    </w:lvl>
+  </w:abstractNum>
+  <w:abstractNum w:abstractNumId="2" w15:restartNumberingAfterBreak="0">
+    <w:nsid w:val="3B8D43DB"/>
+    <w:multiLevelType w:val="multilevel"/>
+    <w:tmpl w:val="B2E20678"/>
+    <w:lvl w:ilvl="0">
+      <w:start w:val="1"/>
+      <w:numFmt w:val="bullet"/>
+      <w:lvlText w:val=""/>
+      <w:lvlJc w:val="left"/>
+      <w:pPr>
+        <w:tabs>
+          <w:tab w:val="num" w:pos="720"/>
+        </w:tabs>
+        <w:ind w:left="720" w:hanging="360"/>
+      </w:pPr>
+      <w:rPr>
+        <w:rFonts w:ascii="Symbol" w:hAnsi="Symbol" w:hint="default"/>
+        <w:sz w:val="20"/>
+      </w:rPr>
+    </w:lvl>
+    <w:lvl w:ilvl="1" w:tentative="1">
+      <w:start w:val="1"/>
+      <w:numFmt w:val="bullet"/>
+      <w:lvlText w:val="o"/>
+      <w:lvlJc w:val="left"/>
+      <w:pPr>
+        <w:tabs>
+          <w:tab w:val="num" w:pos="1440"/>
+        </w:tabs>
+        <w:ind w:left="1440" w:hanging="360"/>
+      </w:pPr>
+      <w:rPr>
+        <w:rFonts w:ascii="Courier New" w:hAnsi="Courier New" w:hint="default"/>
+        <w:sz w:val="20"/>
+      </w:rPr>
+    </w:lvl>
+    <w:lvl w:ilvl="2" w:tentative="1">
+      <w:start w:val="1"/>
+      <w:numFmt w:val="bullet"/>
+      <w:lvlText w:val=""/>
+      <w:lvlJc w:val="left"/>
+      <w:pPr>
+        <w:tabs>
+          <w:tab w:val="num" w:pos="2160"/>
+        </w:tabs>
+        <w:ind w:left="2160" w:hanging="360"/>
+      </w:pPr>
+      <w:rPr>
+        <w:rFonts w:ascii="Wingdings" w:hAnsi="Wingdings" w:hint="default"/>
+        <w:sz w:val="20"/>
+      </w:rPr>
+    </w:lvl>
+    <w:lvl w:ilvl="3" w:tentative="1">
+      <w:start w:val="1"/>
+      <w:numFmt w:val="bullet"/>
+      <w:lvlText w:val=""/>
+      <w:lvlJc w:val="left"/>
+      <w:pPr>
+        <w:tabs>
+          <w:tab w:val="num" w:pos="2880"/>
+        </w:tabs>
+        <w:ind w:left="2880" w:hanging="360"/>
+      </w:pPr>
+      <w:rPr>
+        <w:rFonts w:ascii="Wingdings" w:hAnsi="Wingdings" w:hint="default"/>
+        <w:sz w:val="20"/>
+      </w:rPr>
+    </w:lvl>
+    <w:lvl w:ilvl="4" w:tentative="1">
+      <w:start w:val="1"/>
+      <w:numFmt w:val="bullet"/>
+      <w:lvlText w:val=""/>
+      <w:lvlJc w:val="left"/>
+      <w:pPr>
+        <w:tabs>
+          <w:tab w:val="num" w:pos="3600"/>
+        </w:tabs>
+        <w:ind w:left="3600" w:hanging="360"/>
+      </w:pPr>
+      <w:rPr>
+        <w:rFonts w:ascii="Wingdings" w:hAnsi="Wingdings" w:hint="default"/>
+        <w:sz w:val="20"/>
+      </w:rPr>
+    </w:lvl>
+    <w:lvl w:ilvl="5" w:tentative="1">
+      <w:start w:val="1"/>
+      <w:numFmt w:val="bullet"/>
+      <w:lvlText w:val=""/>
+      <w:lvlJc w:val="left"/>
+      <w:pPr>
+        <w:tabs>
+          <w:tab w:val="num" w:pos="4320"/>
+        </w:tabs>
+        <w:ind w:left="4320" w:hanging="360"/>
+      </w:pPr>
+      <w:rPr>
+        <w:rFonts w:ascii="Wingdings" w:hAnsi="Wingdings" w:hint="default"/>
+        <w:sz w:val="20"/>
+      </w:rPr>
+    </w:lvl>
+    <w:lvl w:ilvl="6" w:tentative="1">
+      <w:start w:val="1"/>
+      <w:numFmt w:val="bullet"/>
+      <w:lvlText w:val=""/>
+      <w:lvlJc w:val="left"/>
+      <w:pPr>
+        <w:tabs>
+          <w:tab w:val="num" w:pos="5040"/>
+        </w:tabs>
+        <w:ind w:left="5040" w:hanging="360"/>
+      </w:pPr>
+      <w:rPr>
+        <w:rFonts w:ascii="Wingdings" w:hAnsi="Wingdings" w:hint="default"/>
+        <w:sz w:val="20"/>
+      </w:rPr>
+    </w:lvl>
+    <w:lvl w:ilvl="7" w:tentative="1">
+      <w:start w:val="1"/>
+      <w:numFmt w:val="bullet"/>
+      <w:lvlText w:val=""/>
+      <w:lvlJc w:val="left"/>
+      <w:pPr>
+        <w:tabs>
+          <w:tab w:val="num" w:pos="5760"/>
+        </w:tabs>
+        <w:ind w:left="5760" w:hanging="360"/>
+      </w:pPr>
+      <w:rPr>
+        <w:rFonts w:ascii="Wingdings" w:hAnsi="Wingdings" w:hint="default"/>
+        <w:sz w:val="20"/>
+      </w:rPr>
+    </w:lvl>
+    <w:lvl w:ilvl="8" w:tentative="1">
+      <w:start w:val="1"/>
+      <w:numFmt w:val="bullet"/>
+      <w:lvlText w:val=""/>
+      <w:lvlJc w:val="left"/>
+      <w:pPr>
+        <w:tabs>
+          <w:tab w:val="num" w:pos="6480"/>
+        </w:tabs>
+        <w:ind w:left="6480" w:hanging="360"/>
+      </w:pPr>
+      <w:rPr>
+        <w:rFonts w:ascii="Wingdings" w:hAnsi="Wingdings" w:hint="default"/>
+        <w:sz w:val="20"/>
+      </w:rPr>
+    </w:lvl>
+  </w:abstractNum>
+  <w:abstractNum w:abstractNumId="3" w15:restartNumberingAfterBreak="0">
+    <w:nsid w:val="3E6F5E11"/>
+    <w:multiLevelType w:val="multilevel"/>
+    <w:tmpl w:val="DC6E1CD8"/>
+    <w:lvl w:ilvl="0">
+      <w:start w:val="1"/>
+      <w:numFmt w:val="bullet"/>
+      <w:lvlText w:val=""/>
+      <w:lvlJc w:val="left"/>
+      <w:pPr>
+        <w:tabs>
+          <w:tab w:val="num" w:pos="720"/>
+        </w:tabs>
+        <w:ind w:left="720" w:hanging="360"/>
+      </w:pPr>
+      <w:rPr>
+        <w:rFonts w:ascii="Symbol" w:hAnsi="Symbol" w:hint="default"/>
+        <w:sz w:val="20"/>
+      </w:rPr>
+    </w:lvl>
+    <w:lvl w:ilvl="1" w:tentative="1">
+      <w:start w:val="1"/>
+      <w:numFmt w:val="bullet"/>
+      <w:lvlText w:val="o"/>
+      <w:lvlJc w:val="left"/>
+      <w:pPr>
+        <w:tabs>
+          <w:tab w:val="num" w:pos="1440"/>
+        </w:tabs>
+        <w:ind w:left="1440" w:hanging="360"/>
+      </w:pPr>
+      <w:rPr>
+        <w:rFonts w:ascii="Courier New" w:hAnsi="Courier New" w:hint="default"/>
+        <w:sz w:val="20"/>
+      </w:rPr>
+    </w:lvl>
+    <w:lvl w:ilvl="2" w:tentative="1">
+      <w:start w:val="1"/>
+      <w:numFmt w:val="bullet"/>
+      <w:lvlText w:val=""/>
+      <w:lvlJc w:val="left"/>
+      <w:pPr>
+        <w:tabs>
+          <w:tab w:val="num" w:pos="2160"/>
+        </w:tabs>
+        <w:ind w:left="2160" w:hanging="360"/>
+      </w:pPr>
+      <w:rPr>
+        <w:rFonts w:ascii="Wingdings" w:hAnsi="Wingdings" w:hint="default"/>
+        <w:sz w:val="20"/>
+      </w:rPr>
+    </w:lvl>
+    <w:lvl w:ilvl="3" w:tentative="1">
+      <w:start w:val="1"/>
+      <w:numFmt w:val="bullet"/>
+      <w:lvlText w:val=""/>
+      <w:lvlJc w:val="left"/>
+      <w:pPr>
+        <w:tabs>
+          <w:tab w:val="num" w:pos="2880"/>
+        </w:tabs>
+        <w:ind w:left="2880" w:hanging="360"/>
+      </w:pPr>
+      <w:rPr>
+        <w:rFonts w:ascii="Wingdings" w:hAnsi="Wingdings" w:hint="default"/>
+        <w:sz w:val="20"/>
+      </w:rPr>
+    </w:lvl>
+    <w:lvl w:ilvl="4" w:tentative="1">
+      <w:start w:val="1"/>
+      <w:numFmt w:val="bullet"/>
+      <w:lvlText w:val=""/>
+      <w:lvlJc w:val="left"/>
+      <w:pPr>
+        <w:tabs>
+          <w:tab w:val="num" w:pos="3600"/>
+        </w:tabs>
+        <w:ind w:left="3600" w:hanging="360"/>
+      </w:pPr>
+      <w:rPr>
+        <w:rFonts w:ascii="Wingdings" w:hAnsi="Wingdings" w:hint="default"/>
+        <w:sz w:val="20"/>
+      </w:rPr>
+    </w:lvl>
+    <w:lvl w:ilvl="5" w:tentative="1">
+      <w:start w:val="1"/>
+      <w:numFmt w:val="bullet"/>
+      <w:lvlText w:val=""/>
+      <w:lvlJc w:val="left"/>
+      <w:pPr>
+        <w:tabs>
+          <w:tab w:val="num" w:pos="4320"/>
+        </w:tabs>
+        <w:ind w:left="4320" w:hanging="360"/>
+      </w:pPr>
+      <w:rPr>
+        <w:rFonts w:ascii="Wingdings" w:hAnsi="Wingdings" w:hint="default"/>
+        <w:sz w:val="20"/>
+      </w:rPr>
+    </w:lvl>
+    <w:lvl w:ilvl="6" w:tentative="1">
+      <w:start w:val="1"/>
+      <w:numFmt w:val="bullet"/>
+      <w:lvlText w:val=""/>
+      <w:lvlJc w:val="left"/>
+      <w:pPr>
+        <w:tabs>
+          <w:tab w:val="num" w:pos="5040"/>
+        </w:tabs>
+        <w:ind w:left="5040" w:hanging="360"/>
+      </w:pPr>
+      <w:rPr>
+        <w:rFonts w:ascii="Wingdings" w:hAnsi="Wingdings" w:hint="default"/>
+        <w:sz w:val="20"/>
+      </w:rPr>
+    </w:lvl>
+    <w:lvl w:ilvl="7" w:tentative="1">
+      <w:start w:val="1"/>
+      <w:numFmt w:val="bullet"/>
+      <w:lvlText w:val=""/>
+      <w:lvlJc w:val="left"/>
+      <w:pPr>
+        <w:tabs>
+          <w:tab w:val="num" w:pos="5760"/>
+        </w:tabs>
+        <w:ind w:left="5760" w:hanging="360"/>
+      </w:pPr>
+      <w:rPr>
+        <w:rFonts w:ascii="Wingdings" w:hAnsi="Wingdings" w:hint="default"/>
+        <w:sz w:val="20"/>
+      </w:rPr>
+    </w:lvl>
+    <w:lvl w:ilvl="8" w:tentative="1">
+      <w:start w:val="1"/>
+      <w:numFmt w:val="bullet"/>
+      <w:lvlText w:val=""/>
+      <w:lvlJc w:val="left"/>
+      <w:pPr>
+        <w:tabs>
+          <w:tab w:val="num" w:pos="6480"/>
+        </w:tabs>
+        <w:ind w:left="6480" w:hanging="360"/>
+      </w:pPr>
+      <w:rPr>
+        <w:rFonts w:ascii="Wingdings" w:hAnsi="Wingdings" w:hint="default"/>
+        <w:sz w:val="20"/>
+      </w:rPr>
+    </w:lvl>
+  </w:abstractNum>
+  <w:abstractNum w:abstractNumId="4" w15:restartNumberingAfterBreak="0">
+    <w:nsid w:val="5C7255C2"/>
+    <w:multiLevelType w:val="multilevel"/>
+    <w:tmpl w:val="8E2CA8BC"/>
+    <w:lvl w:ilvl="0">
+      <w:start w:val="1"/>
+      <w:numFmt w:val="bullet"/>
+      <w:lvlText w:val=""/>
+      <w:lvlJc w:val="left"/>
+      <w:pPr>
+        <w:tabs>
+          <w:tab w:val="num" w:pos="720"/>
+        </w:tabs>
+        <w:ind w:left="720" w:hanging="360"/>
+      </w:pPr>
+      <w:rPr>
+        <w:rFonts w:ascii="Symbol" w:hAnsi="Symbol" w:hint="default"/>
+        <w:sz w:val="20"/>
+      </w:rPr>
+    </w:lvl>
+    <w:lvl w:ilvl="1" w:tentative="1">
+      <w:start w:val="1"/>
+      <w:numFmt w:val="bullet"/>
+      <w:lvlText w:val="o"/>
+      <w:lvlJc w:val="left"/>
+      <w:pPr>
+        <w:tabs>
+          <w:tab w:val="num" w:pos="1440"/>
+        </w:tabs>
+        <w:ind w:left="1440" w:hanging="360"/>
+      </w:pPr>
+      <w:rPr>
+        <w:rFonts w:ascii="Courier New" w:hAnsi="Courier New" w:hint="default"/>
+        <w:sz w:val="20"/>
+      </w:rPr>
+    </w:lvl>
+    <w:lvl w:ilvl="2" w:tentative="1">
+      <w:start w:val="1"/>
+      <w:numFmt w:val="bullet"/>
+      <w:lvlText w:val=""/>
+      <w:lvlJc w:val="left"/>
+      <w:pPr>
+        <w:tabs>
+          <w:tab w:val="num" w:pos="2160"/>
+        </w:tabs>
+        <w:ind w:left="2160" w:hanging="360"/>
+      </w:pPr>
+      <w:rPr>
+        <w:rFonts w:ascii="Wingdings" w:hAnsi="Wingdings" w:hint="default"/>
+        <w:sz w:val="20"/>
+      </w:rPr>
+    </w:lvl>
+    <w:lvl w:ilvl="3" w:tentative="1">
+      <w:start w:val="1"/>
+      <w:numFmt w:val="bullet"/>
+      <w:lvlText w:val=""/>
+      <w:lvlJc w:val="left"/>
+      <w:pPr>
+        <w:tabs>
+          <w:tab w:val="num" w:pos="2880"/>
+        </w:tabs>
+        <w:ind w:left="2880" w:hanging="360"/>
+      </w:pPr>
+      <w:rPr>
+        <w:rFonts w:ascii="Wingdings" w:hAnsi="Wingdings" w:hint="default"/>
+        <w:sz w:val="20"/>
+      </w:rPr>
+    </w:lvl>
+    <w:lvl w:ilvl="4" w:tentative="1">
+      <w:start w:val="1"/>
+      <w:numFmt w:val="bullet"/>
+      <w:lvlText w:val=""/>
+      <w:lvlJc w:val="left"/>
+      <w:pPr>
+        <w:tabs>
+          <w:tab w:val="num" w:pos="3600"/>
+        </w:tabs>
+        <w:ind w:left="3600" w:hanging="360"/>
+      </w:pPr>
+      <w:rPr>
+        <w:rFonts w:ascii="Wingdings" w:hAnsi="Wingdings" w:hint="default"/>
+        <w:sz w:val="20"/>
+      </w:rPr>
+    </w:lvl>
+    <w:lvl w:ilvl="5" w:tentative="1">
+      <w:start w:val="1"/>
+      <w:numFmt w:val="bullet"/>
+      <w:lvlText w:val=""/>
+      <w:lvlJc w:val="left"/>
+      <w:pPr>
+        <w:tabs>
+          <w:tab w:val="num" w:pos="4320"/>
+        </w:tabs>
+        <w:ind w:left="4320" w:hanging="360"/>
+      </w:pPr>
+      <w:rPr>
+        <w:rFonts w:ascii="Wingdings" w:hAnsi="Wingdings" w:hint="default"/>
+        <w:sz w:val="20"/>
+      </w:rPr>
+    </w:lvl>
+    <w:lvl w:ilvl="6" w:tentative="1">
+      <w:start w:val="1"/>
+      <w:numFmt w:val="bullet"/>
+      <w:lvlText w:val=""/>
+      <w:lvlJc w:val="left"/>
+      <w:pPr>
+        <w:tabs>
+          <w:tab w:val="num" w:pos="5040"/>
+        </w:tabs>
+        <w:ind w:left="5040" w:hanging="360"/>
+      </w:pPr>
+      <w:rPr>
+        <w:rFonts w:ascii="Wingdings" w:hAnsi="Wingdings" w:hint="default"/>
+        <w:sz w:val="20"/>
+      </w:rPr>
+    </w:lvl>
+    <w:lvl w:ilvl="7" w:tentative="1">
+      <w:start w:val="1"/>
+      <w:numFmt w:val="bullet"/>
+      <w:lvlText w:val=""/>
+      <w:lvlJc w:val="left"/>
+      <w:pPr>
+        <w:tabs>
+          <w:tab w:val="num" w:pos="5760"/>
+        </w:tabs>
+        <w:ind w:left="5760" w:hanging="360"/>
+      </w:pPr>
+      <w:rPr>
+        <w:rFonts w:ascii="Wingdings" w:hAnsi="Wingdings" w:hint="default"/>
+        <w:sz w:val="20"/>
+      </w:rPr>
+    </w:lvl>
+    <w:lvl w:ilvl="8" w:tentative="1">
+      <w:start w:val="1"/>
+      <w:numFmt w:val="bullet"/>
+      <w:lvlText w:val=""/>
+      <w:lvlJc w:val="left"/>
+      <w:pPr>
+        <w:tabs>
+          <w:tab w:val="num" w:pos="6480"/>
+        </w:tabs>
+        <w:ind w:left="6480" w:hanging="360"/>
+      </w:pPr>
+      <w:rPr>
+        <w:rFonts w:ascii="Wingdings" w:hAnsi="Wingdings" w:hint="default"/>
+        <w:sz w:val="20"/>
+      </w:rPr>
+    </w:lvl>
+  </w:abstractNum>
+  <w:abstractNum w:abstractNumId="5" w15:restartNumberingAfterBreak="0">
+    <w:nsid w:val="648E6BC2"/>
+    <w:multiLevelType w:val="multilevel"/>
+    <w:tmpl w:val="5D82C802"/>
+    <w:lvl w:ilvl="0">
+      <w:start w:val="1"/>
+      <w:numFmt w:val="bullet"/>
+      <w:lvlText w:val=""/>
+      <w:lvlJc w:val="left"/>
+      <w:pPr>
+        <w:tabs>
+          <w:tab w:val="num" w:pos="720"/>
+        </w:tabs>
+        <w:ind w:left="720" w:hanging="360"/>
+      </w:pPr>
+      <w:rPr>
+        <w:rFonts w:ascii="Symbol" w:hAnsi="Symbol" w:hint="default"/>
+        <w:sz w:val="20"/>
+      </w:rPr>
+    </w:lvl>
+    <w:lvl w:ilvl="1" w:tentative="1">
+      <w:start w:val="1"/>
+      <w:numFmt w:val="bullet"/>
+      <w:lvlText w:val="o"/>
+      <w:lvlJc w:val="left"/>
+      <w:pPr>
+        <w:tabs>
+          <w:tab w:val="num" w:pos="1440"/>
+        </w:tabs>
+        <w:ind w:left="1440" w:hanging="360"/>
+      </w:pPr>
+      <w:rPr>
+        <w:rFonts w:ascii="Courier New" w:hAnsi="Courier New" w:hint="default"/>
+        <w:sz w:val="20"/>
+      </w:rPr>
+    </w:lvl>
+    <w:lvl w:ilvl="2" w:tentative="1">
+      <w:start w:val="1"/>
+      <w:numFmt w:val="bullet"/>
+      <w:lvlText w:val=""/>
+      <w:lvlJc w:val="left"/>
+      <w:pPr>
+        <w:tabs>
+          <w:tab w:val="num" w:pos="2160"/>
+        </w:tabs>
+        <w:ind w:left="2160" w:hanging="360"/>
+      </w:pPr>
+      <w:rPr>
+        <w:rFonts w:ascii="Wingdings" w:hAnsi="Wingdings" w:hint="default"/>
+        <w:sz w:val="20"/>
+      </w:rPr>
+    </w:lvl>
+    <w:lvl w:ilvl="3" w:tentative="1">
+      <w:start w:val="1"/>
+      <w:numFmt w:val="bullet"/>
+      <w:lvlText w:val=""/>
+      <w:lvlJc w:val="left"/>
+      <w:pPr>
+        <w:tabs>
+          <w:tab w:val="num" w:pos="2880"/>
+        </w:tabs>
+        <w:ind w:left="2880" w:hanging="360"/>
+      </w:pPr>
+      <w:rPr>
+        <w:rFonts w:ascii="Wingdings" w:hAnsi="Wingdings" w:hint="default"/>
+        <w:sz w:val="20"/>
+      </w:rPr>
+    </w:lvl>
+    <w:lvl w:ilvl="4" w:tentative="1">
+      <w:start w:val="1"/>
+      <w:numFmt w:val="bullet"/>
+      <w:lvlText w:val=""/>
+      <w:lvlJc w:val="left"/>
+      <w:pPr>
+        <w:tabs>
+          <w:tab w:val="num" w:pos="3600"/>
+        </w:tabs>
+        <w:ind w:left="3600" w:hanging="360"/>
+      </w:pPr>
+      <w:rPr>
+        <w:rFonts w:ascii="Wingdings" w:hAnsi="Wingdings" w:hint="default"/>
+        <w:sz w:val="20"/>
+      </w:rPr>
+    </w:lvl>
+    <w:lvl w:ilvl="5" w:tentative="1">
+      <w:start w:val="1"/>
+      <w:numFmt w:val="bullet"/>
+      <w:lvlText w:val=""/>
+      <w:lvlJc w:val="left"/>
+      <w:pPr>
+        <w:tabs>
+          <w:tab w:val="num" w:pos="4320"/>
+        </w:tabs>
+        <w:ind w:left="4320" w:hanging="360"/>
+      </w:pPr>
+      <w:rPr>
+        <w:rFonts w:ascii="Wingdings" w:hAnsi="Wingdings" w:hint="default"/>
+        <w:sz w:val="20"/>
+      </w:rPr>
+    </w:lvl>
+    <w:lvl w:ilvl="6" w:tentative="1">
+      <w:start w:val="1"/>
+      <w:numFmt w:val="bullet"/>
+      <w:lvlText w:val=""/>
+      <w:lvlJc w:val="left"/>
+      <w:pPr>
+        <w:tabs>
+          <w:tab w:val="num" w:pos="5040"/>
+        </w:tabs>
+        <w:ind w:left="5040" w:hanging="360"/>
+      </w:pPr>
+      <w:rPr>
+        <w:rFonts w:ascii="Wingdings" w:hAnsi="Wingdings" w:hint="default"/>
+        <w:sz w:val="20"/>
+      </w:rPr>
+    </w:lvl>
+    <w:lvl w:ilvl="7" w:tentative="1">
+      <w:start w:val="1"/>
+      <w:numFmt w:val="bullet"/>
+      <w:lvlText w:val=""/>
+      <w:lvlJc w:val="left"/>
+      <w:pPr>
+        <w:tabs>
+          <w:tab w:val="num" w:pos="5760"/>
+        </w:tabs>
+        <w:ind w:left="5760" w:hanging="360"/>
+      </w:pPr>
+      <w:rPr>
+        <w:rFonts w:ascii="Wingdings" w:hAnsi="Wingdings" w:hint="default"/>
+        <w:sz w:val="20"/>
+      </w:rPr>
+    </w:lvl>
+    <w:lvl w:ilvl="8" w:tentative="1">
+      <w:start w:val="1"/>
+      <w:numFmt w:val="bullet"/>
+      <w:lvlText w:val=""/>
+      <w:lvlJc w:val="left"/>
+      <w:pPr>
+        <w:tabs>
+          <w:tab w:val="num" w:pos="6480"/>
+        </w:tabs>
+        <w:ind w:left="6480" w:hanging="360"/>
+      </w:pPr>
+      <w:rPr>
+        <w:rFonts w:ascii="Wingdings" w:hAnsi="Wingdings" w:hint="default"/>
+        <w:sz w:val="20"/>
+      </w:rPr>
+    </w:lvl>
+  </w:abstractNum>
+  <w:abstractNum w:abstractNumId="6" w15:restartNumberingAfterBreak="0">
     <w:nsid w:val="67B6021F"/>
     <w:multiLevelType w:val="hybridMultilevel"/>
     <w:tmpl w:val="8EF4B436"/>
@@ -659,7 +2860,156 @@
       </w:pPr>
     </w:lvl>
   </w:abstractNum>
-  <w:abstractNum w:abstractNumId="1" w15:restartNumberingAfterBreak="0">
+  <w:abstractNum w:abstractNumId="7" w15:restartNumberingAfterBreak="0">
+    <w:nsid w:val="778155BD"/>
+    <w:multiLevelType w:val="multilevel"/>
+    <w:tmpl w:val="E028ECE4"/>
+    <w:lvl w:ilvl="0">
+      <w:start w:val="1"/>
+      <w:numFmt w:val="bullet"/>
+      <w:lvlText w:val=""/>
+      <w:lvlJc w:val="left"/>
+      <w:pPr>
+        <w:tabs>
+          <w:tab w:val="num" w:pos="720"/>
+        </w:tabs>
+        <w:ind w:left="720" w:hanging="360"/>
+      </w:pPr>
+      <w:rPr>
+        <w:rFonts w:ascii="Symbol" w:hAnsi="Symbol" w:hint="default"/>
+        <w:sz w:val="20"/>
+      </w:rPr>
+    </w:lvl>
+    <w:lvl w:ilvl="1" w:tentative="1">
+      <w:start w:val="1"/>
+      <w:numFmt w:val="bullet"/>
+      <w:lvlText w:val="o"/>
+      <w:lvlJc w:val="left"/>
+      <w:pPr>
+        <w:tabs>
+          <w:tab w:val="num" w:pos="1440"/>
+        </w:tabs>
+        <w:ind w:left="1440" w:hanging="360"/>
+      </w:pPr>
+      <w:rPr>
+        <w:rFonts w:ascii="Courier New" w:hAnsi="Courier New" w:hint="default"/>
+        <w:sz w:val="20"/>
+      </w:rPr>
+    </w:lvl>
+    <w:lvl w:ilvl="2" w:tentative="1">
+      <w:start w:val="1"/>
+      <w:numFmt w:val="bullet"/>
+      <w:lvlText w:val=""/>
+      <w:lvlJc w:val="left"/>
+      <w:pPr>
+        <w:tabs>
+          <w:tab w:val="num" w:pos="2160"/>
+        </w:tabs>
+        <w:ind w:left="2160" w:hanging="360"/>
+      </w:pPr>
+      <w:rPr>
+        <w:rFonts w:ascii="Wingdings" w:hAnsi="Wingdings" w:hint="default"/>
+        <w:sz w:val="20"/>
+      </w:rPr>
+    </w:lvl>
+    <w:lvl w:ilvl="3" w:tentative="1">
+      <w:start w:val="1"/>
+      <w:numFmt w:val="bullet"/>
+      <w:lvlText w:val=""/>
+      <w:lvlJc w:val="left"/>
+      <w:pPr>
+        <w:tabs>
+          <w:tab w:val="num" w:pos="2880"/>
+        </w:tabs>
+        <w:ind w:left="2880" w:hanging="360"/>
+      </w:pPr>
+      <w:rPr>
+        <w:rFonts w:ascii="Wingdings" w:hAnsi="Wingdings" w:hint="default"/>
+        <w:sz w:val="20"/>
+      </w:rPr>
+    </w:lvl>
+    <w:lvl w:ilvl="4" w:tentative="1">
+      <w:start w:val="1"/>
+      <w:numFmt w:val="bullet"/>
+      <w:lvlText w:val=""/>
+      <w:lvlJc w:val="left"/>
+      <w:pPr>
+        <w:tabs>
+          <w:tab w:val="num" w:pos="3600"/>
+        </w:tabs>
+        <w:ind w:left="3600" w:hanging="360"/>
+      </w:pPr>
+      <w:rPr>
+        <w:rFonts w:ascii="Wingdings" w:hAnsi="Wingdings" w:hint="default"/>
+        <w:sz w:val="20"/>
+      </w:rPr>
+    </w:lvl>
+    <w:lvl w:ilvl="5" w:tentative="1">
+      <w:start w:val="1"/>
+      <w:numFmt w:val="bullet"/>
+      <w:lvlText w:val=""/>
+      <w:lvlJc w:val="left"/>
+      <w:pPr>
+        <w:tabs>
+          <w:tab w:val="num" w:pos="4320"/>
+        </w:tabs>
+        <w:ind w:left="4320" w:hanging="360"/>
+      </w:pPr>
+      <w:rPr>
+        <w:rFonts w:ascii="Wingdings" w:hAnsi="Wingdings" w:hint="default"/>
+        <w:sz w:val="20"/>
+      </w:rPr>
+    </w:lvl>
+    <w:lvl w:ilvl="6" w:tentative="1">
+      <w:start w:val="1"/>
+      <w:numFmt w:val="bullet"/>
+      <w:lvlText w:val=""/>
+      <w:lvlJc w:val="left"/>
+      <w:pPr>
+        <w:tabs>
+          <w:tab w:val="num" w:pos="5040"/>
+        </w:tabs>
+        <w:ind w:left="5040" w:hanging="360"/>
+      </w:pPr>
+      <w:rPr>
+        <w:rFonts w:ascii="Wingdings" w:hAnsi="Wingdings" w:hint="default"/>
+        <w:sz w:val="20"/>
+      </w:rPr>
+    </w:lvl>
+    <w:lvl w:ilvl="7" w:tentative="1">
+      <w:start w:val="1"/>
+      <w:numFmt w:val="bullet"/>
+      <w:lvlText w:val=""/>
+      <w:lvlJc w:val="left"/>
+      <w:pPr>
+        <w:tabs>
+          <w:tab w:val="num" w:pos="5760"/>
+        </w:tabs>
+        <w:ind w:left="5760" w:hanging="360"/>
+      </w:pPr>
+      <w:rPr>
+        <w:rFonts w:ascii="Wingdings" w:hAnsi="Wingdings" w:hint="default"/>
+        <w:sz w:val="20"/>
+      </w:rPr>
+    </w:lvl>
+    <w:lvl w:ilvl="8" w:tentative="1">
+      <w:start w:val="1"/>
+      <w:numFmt w:val="bullet"/>
+      <w:lvlText w:val=""/>
+      <w:lvlJc w:val="left"/>
+      <w:pPr>
+        <w:tabs>
+          <w:tab w:val="num" w:pos="6480"/>
+        </w:tabs>
+        <w:ind w:left="6480" w:hanging="360"/>
+      </w:pPr>
+      <w:rPr>
+        <w:rFonts w:ascii="Wingdings" w:hAnsi="Wingdings" w:hint="default"/>
+        <w:sz w:val="20"/>
+      </w:rPr>
+    </w:lvl>
+  </w:abstractNum>
+  <w:abstractNum w:abstractNumId="8" w15:restartNumberingAfterBreak="0">
     <w:nsid w:val="7DD232C6"/>
     <w:multiLevelType w:val="hybridMultilevel"/>
     <w:tmpl w:val="11E60416"/>
@@ -746,16 +3096,37 @@
     </w:lvl>
   </w:abstractNum>
   <w:num w:numId="1">
+    <w:abstractNumId w:val="8"/>
+  </w:num>
+  <w:num w:numId="2">
+    <w:abstractNumId w:val="6"/>
+  </w:num>
+  <w:num w:numId="3">
+    <w:abstractNumId w:val="0"/>
+  </w:num>
+  <w:num w:numId="4">
+    <w:abstractNumId w:val="5"/>
+  </w:num>
+  <w:num w:numId="5">
+    <w:abstractNumId w:val="3"/>
+  </w:num>
+  <w:num w:numId="6">
+    <w:abstractNumId w:val="7"/>
+  </w:num>
+  <w:num w:numId="7">
+    <w:abstractNumId w:val="2"/>
+  </w:num>
+  <w:num w:numId="8">
     <w:abstractNumId w:val="1"/>
   </w:num>
-  <w:num w:numId="2">
-    <w:abstractNumId w:val="0"/>
+  <w:num w:numId="9">
+    <w:abstractNumId w:val="4"/>
   </w:num>
 </w:numbering>
 </file>
 
 <file path=word/styles.xml><?xml version="1.0" encoding="utf-8"?>
-<w:styles xmlns:mc="http://schemas.openxmlformats.org/markup-compatibility/2006" xmlns:r="http://schemas.openxmlformats.org/officeDocument/2006/relationships" xmlns:w="http://schemas.openxmlformats.org/wordprocessingml/2006/main" xmlns:w14="http://schemas.microsoft.com/office/word/2010/wordml" xmlns:w15="http://schemas.microsoft.com/office/word/2012/wordml" xmlns:w16se="http://schemas.microsoft.com/office/word/2015/wordml/symex" mc:Ignorable="w14 w15 w16se">
+<w:styles xmlns:mc="http://schemas.openxmlformats.org/markup-compatibility/2006" xmlns:r="http://schemas.openxmlformats.org/officeDocument/2006/relationships" xmlns:w="http://schemas.openxmlformats.org/wordprocessingml/2006/main" xmlns:w14="http://schemas.microsoft.com/office/word/2010/wordml" xmlns:w15="http://schemas.microsoft.com/office/word/2012/wordml" xmlns:w16cex="http://schemas.microsoft.com/office/word/2018/wordml/cex" xmlns:w16cid="http://schemas.microsoft.com/office/word/2016/wordml/cid" xmlns:w16="http://schemas.microsoft.com/office/word/2018/wordml" xmlns:w16sdtdh="http://schemas.microsoft.com/office/word/2020/wordml/sdtdatahash" xmlns:w16se="http://schemas.microsoft.com/office/word/2015/wordml/symex" mc:Ignorable="w14 w15 w16se w16cid w16 w16cex w16sdtdh">
   <w:docDefaults>
     <w:rPrDefault>
       <w:rPr>
@@ -771,7 +3142,7 @@
       </w:pPr>
     </w:pPrDefault>
   </w:docDefaults>
-  <w:latentStyles w:defLockedState="0" w:defUIPriority="99" w:defSemiHidden="0" w:defUnhideWhenUsed="0" w:defQFormat="0" w:count="371">
+  <w:latentStyles w:defLockedState="0" w:defUIPriority="99" w:defSemiHidden="0" w:defUnhideWhenUsed="0" w:defQFormat="0" w:count="376">
     <w:lsdException w:name="Normal" w:uiPriority="0" w:qFormat="1"/>
     <w:lsdException w:name="heading 1" w:uiPriority="9" w:qFormat="1"/>
     <w:lsdException w:name="heading 2" w:semiHidden="1" w:uiPriority="9" w:unhideWhenUsed="1" w:qFormat="1"/>
@@ -877,7 +3248,6 @@
     <w:lsdException w:name="HTML Sample" w:semiHidden="1" w:unhideWhenUsed="1"/>
     <w:lsdException w:name="HTML Typewriter" w:semiHidden="1" w:unhideWhenUsed="1"/>
     <w:lsdException w:name="HTML Variable" w:semiHidden="1" w:unhideWhenUsed="1"/>
-    <w:lsdException w:name="Normal Table" w:semiHidden="1" w:unhideWhenUsed="1"/>
     <w:lsdException w:name="annotation subject" w:semiHidden="1" w:unhideWhenUsed="1"/>
     <w:lsdException w:name="No List" w:semiHidden="1" w:unhideWhenUsed="1"/>
     <w:lsdException w:name="Outline List 1" w:semiHidden="1" w:unhideWhenUsed="1"/>
@@ -920,11 +3290,8 @@
     <w:lsdException w:name="Table Contemporary" w:semiHidden="1" w:unhideWhenUsed="1"/>
     <w:lsdException w:name="Table Elegant" w:semiHidden="1" w:unhideWhenUsed="1"/>
     <w:lsdException w:name="Table Professional" w:semiHidden="1" w:unhideWhenUsed="1"/>
-    <w:lsdException w:name="Table Subtle 1" w:semiHidden="1" w:unhideWhenUsed="1"/>
     <w:lsdException w:name="Table Subtle 2" w:semiHidden="1" w:unhideWhenUsed="1"/>
     <w:lsdException w:name="Table Web 1" w:semiHidden="1" w:unhideWhenUsed="1"/>
-    <w:lsdException w:name="Table Web 2" w:semiHidden="1" w:unhideWhenUsed="1"/>
-    <w:lsdException w:name="Table Web 3" w:semiHidden="1" w:unhideWhenUsed="1"/>
     <w:lsdException w:name="Balloon Text" w:semiHidden="1" w:unhideWhenUsed="1"/>
     <w:lsdException w:name="Table Grid" w:uiPriority="39"/>
     <w:lsdException w:name="Table Theme" w:semiHidden="1" w:unhideWhenUsed="1"/>
@@ -1143,10 +3510,75 @@
     <w:lsdException w:name="List Table 5 Dark Accent 6" w:uiPriority="50"/>
     <w:lsdException w:name="List Table 6 Colorful Accent 6" w:uiPriority="51"/>
     <w:lsdException w:name="List Table 7 Colorful Accent 6" w:uiPriority="52"/>
+    <w:lsdException w:name="Mention" w:semiHidden="1" w:unhideWhenUsed="1"/>
+    <w:lsdException w:name="Smart Hyperlink" w:semiHidden="1" w:unhideWhenUsed="1"/>
+    <w:lsdException w:name="Hashtag" w:semiHidden="1" w:unhideWhenUsed="1"/>
+    <w:lsdException w:name="Unresolved Mention" w:semiHidden="1" w:unhideWhenUsed="1"/>
+    <w:lsdException w:name="Smart Link" w:semiHidden="1" w:unhideWhenUsed="1"/>
   </w:latentStyles>
   <w:style w:type="paragraph" w:default="1" w:styleId="Normal">
     <w:name w:val="Normal"/>
     <w:qFormat/>
+  </w:style>
+  <w:style w:type="paragraph" w:styleId="Ttulo2">
+    <w:name w:val="heading 2"/>
+    <w:basedOn w:val="Normal"/>
+    <w:link w:val="Ttulo2Char"/>
+    <w:uiPriority w:val="9"/>
+    <w:qFormat/>
+    <w:rsid w:val="00855927"/>
+    <w:pPr>
+      <w:spacing w:before="100" w:beforeAutospacing="1" w:after="100" w:afterAutospacing="1" w:line="240" w:lineRule="auto"/>
+      <w:outlineLvl w:val="1"/>
+    </w:pPr>
+    <w:rPr>
+      <w:rFonts w:ascii="Times New Roman" w:eastAsia="Times New Roman" w:hAnsi="Times New Roman" w:cs="Times New Roman"/>
+      <w:b/>
+      <w:bCs/>
+      <w:sz w:val="36"/>
+      <w:szCs w:val="36"/>
+      <w:lang w:eastAsia="pt-BR"/>
+    </w:rPr>
+  </w:style>
+  <w:style w:type="paragraph" w:styleId="Ttulo3">
+    <w:name w:val="heading 3"/>
+    <w:basedOn w:val="Normal"/>
+    <w:link w:val="Ttulo3Char"/>
+    <w:uiPriority w:val="9"/>
+    <w:qFormat/>
+    <w:rsid w:val="00855927"/>
+    <w:pPr>
+      <w:spacing w:before="100" w:beforeAutospacing="1" w:after="100" w:afterAutospacing="1" w:line="240" w:lineRule="auto"/>
+      <w:outlineLvl w:val="2"/>
+    </w:pPr>
+    <w:rPr>
+      <w:rFonts w:ascii="Times New Roman" w:eastAsia="Times New Roman" w:hAnsi="Times New Roman" w:cs="Times New Roman"/>
+      <w:b/>
+      <w:bCs/>
+      <w:sz w:val="27"/>
+      <w:szCs w:val="27"/>
+      <w:lang w:eastAsia="pt-BR"/>
+    </w:rPr>
+  </w:style>
+  <w:style w:type="paragraph" w:styleId="Ttulo4">
+    <w:name w:val="heading 4"/>
+    <w:basedOn w:val="Normal"/>
+    <w:link w:val="Ttulo4Char"/>
+    <w:uiPriority w:val="9"/>
+    <w:qFormat/>
+    <w:rsid w:val="00855927"/>
+    <w:pPr>
+      <w:spacing w:before="100" w:beforeAutospacing="1" w:after="100" w:afterAutospacing="1" w:line="240" w:lineRule="auto"/>
+      <w:outlineLvl w:val="3"/>
+    </w:pPr>
+    <w:rPr>
+      <w:rFonts w:ascii="Times New Roman" w:eastAsia="Times New Roman" w:hAnsi="Times New Roman" w:cs="Times New Roman"/>
+      <w:b/>
+      <w:bCs/>
+      <w:sz w:val="24"/>
+      <w:szCs w:val="24"/>
+      <w:lang w:eastAsia="pt-BR"/>
+    </w:rPr>
   </w:style>
   <w:style w:type="character" w:default="1" w:styleId="Fontepargpadro">
     <w:name w:val="Default Paragraph Font"/>
@@ -1185,6 +3617,131 @@
       <w:ind w:left="720"/>
       <w:contextualSpacing/>
     </w:pPr>
+  </w:style>
+  <w:style w:type="character" w:customStyle="1" w:styleId="Ttulo2Char">
+    <w:name w:val="Título 2 Char"/>
+    <w:basedOn w:val="Fontepargpadro"/>
+    <w:link w:val="Ttulo2"/>
+    <w:uiPriority w:val="9"/>
+    <w:rsid w:val="00855927"/>
+    <w:rPr>
+      <w:rFonts w:ascii="Times New Roman" w:eastAsia="Times New Roman" w:hAnsi="Times New Roman" w:cs="Times New Roman"/>
+      <w:b/>
+      <w:bCs/>
+      <w:sz w:val="36"/>
+      <w:szCs w:val="36"/>
+      <w:lang w:eastAsia="pt-BR"/>
+    </w:rPr>
+  </w:style>
+  <w:style w:type="character" w:customStyle="1" w:styleId="Ttulo3Char">
+    <w:name w:val="Título 3 Char"/>
+    <w:basedOn w:val="Fontepargpadro"/>
+    <w:link w:val="Ttulo3"/>
+    <w:uiPriority w:val="9"/>
+    <w:rsid w:val="00855927"/>
+    <w:rPr>
+      <w:rFonts w:ascii="Times New Roman" w:eastAsia="Times New Roman" w:hAnsi="Times New Roman" w:cs="Times New Roman"/>
+      <w:b/>
+      <w:bCs/>
+      <w:sz w:val="27"/>
+      <w:szCs w:val="27"/>
+      <w:lang w:eastAsia="pt-BR"/>
+    </w:rPr>
+  </w:style>
+  <w:style w:type="character" w:customStyle="1" w:styleId="Ttulo4Char">
+    <w:name w:val="Título 4 Char"/>
+    <w:basedOn w:val="Fontepargpadro"/>
+    <w:link w:val="Ttulo4"/>
+    <w:uiPriority w:val="9"/>
+    <w:rsid w:val="00855927"/>
+    <w:rPr>
+      <w:rFonts w:ascii="Times New Roman" w:eastAsia="Times New Roman" w:hAnsi="Times New Roman" w:cs="Times New Roman"/>
+      <w:b/>
+      <w:bCs/>
+      <w:sz w:val="24"/>
+      <w:szCs w:val="24"/>
+      <w:lang w:eastAsia="pt-BR"/>
+    </w:rPr>
+  </w:style>
+  <w:style w:type="paragraph" w:styleId="NormalWeb">
+    <w:name w:val="Normal (Web)"/>
+    <w:basedOn w:val="Normal"/>
+    <w:uiPriority w:val="99"/>
+    <w:semiHidden/>
+    <w:unhideWhenUsed/>
+    <w:rsid w:val="00855927"/>
+    <w:pPr>
+      <w:spacing w:before="100" w:beforeAutospacing="1" w:after="100" w:afterAutospacing="1" w:line="240" w:lineRule="auto"/>
+    </w:pPr>
+    <w:rPr>
+      <w:rFonts w:ascii="Times New Roman" w:eastAsia="Times New Roman" w:hAnsi="Times New Roman" w:cs="Times New Roman"/>
+      <w:sz w:val="24"/>
+      <w:szCs w:val="24"/>
+      <w:lang w:eastAsia="pt-BR"/>
+    </w:rPr>
+  </w:style>
+  <w:style w:type="character" w:styleId="CdigoHTML">
+    <w:name w:val="HTML Code"/>
+    <w:basedOn w:val="Fontepargpadro"/>
+    <w:uiPriority w:val="99"/>
+    <w:semiHidden/>
+    <w:unhideWhenUsed/>
+    <w:rsid w:val="00855927"/>
+    <w:rPr>
+      <w:rFonts w:ascii="Courier New" w:eastAsia="Times New Roman" w:hAnsi="Courier New" w:cs="Courier New"/>
+      <w:sz w:val="20"/>
+      <w:szCs w:val="20"/>
+    </w:rPr>
+  </w:style>
+  <w:style w:type="paragraph" w:styleId="Pr-formataoHTML">
+    <w:name w:val="HTML Preformatted"/>
+    <w:basedOn w:val="Normal"/>
+    <w:link w:val="Pr-formataoHTMLChar"/>
+    <w:uiPriority w:val="99"/>
+    <w:semiHidden/>
+    <w:unhideWhenUsed/>
+    <w:rsid w:val="00855927"/>
+    <w:pPr>
+      <w:tabs>
+        <w:tab w:val="left" w:pos="916"/>
+        <w:tab w:val="left" w:pos="1832"/>
+        <w:tab w:val="left" w:pos="2748"/>
+        <w:tab w:val="left" w:pos="3664"/>
+        <w:tab w:val="left" w:pos="4580"/>
+        <w:tab w:val="left" w:pos="5496"/>
+        <w:tab w:val="left" w:pos="6412"/>
+        <w:tab w:val="left" w:pos="7328"/>
+        <w:tab w:val="left" w:pos="8244"/>
+        <w:tab w:val="left" w:pos="9160"/>
+        <w:tab w:val="left" w:pos="10076"/>
+        <w:tab w:val="left" w:pos="10992"/>
+        <w:tab w:val="left" w:pos="11908"/>
+        <w:tab w:val="left" w:pos="12824"/>
+        <w:tab w:val="left" w:pos="13740"/>
+        <w:tab w:val="left" w:pos="14656"/>
+      </w:tabs>
+      <w:spacing w:after="0" w:line="240" w:lineRule="auto"/>
+    </w:pPr>
+    <w:rPr>
+      <w:rFonts w:ascii="Courier New" w:eastAsia="Times New Roman" w:hAnsi="Courier New" w:cs="Courier New"/>
+      <w:sz w:val="20"/>
+      <w:szCs w:val="20"/>
+      <w:lang w:eastAsia="pt-BR"/>
+    </w:rPr>
+  </w:style>
+  <w:style w:type="character" w:customStyle="1" w:styleId="Pr-formataoHTMLChar">
+    <w:name w:val="Pré-formatação HTML Char"/>
+    <w:basedOn w:val="Fontepargpadro"/>
+    <w:link w:val="Pr-formataoHTML"/>
+    <w:uiPriority w:val="99"/>
+    <w:semiHidden/>
+    <w:rsid w:val="00855927"/>
+    <w:rPr>
+      <w:rFonts w:ascii="Courier New" w:eastAsia="Times New Roman" w:hAnsi="Courier New" w:cs="Courier New"/>
+      <w:sz w:val="20"/>
+      <w:szCs w:val="20"/>
+      <w:lang w:eastAsia="pt-BR"/>
+    </w:rPr>
   </w:style>
 </w:styles>
 </file>
